--- a/onboardassist-backend/src/main/resources/knowledge-base/ITSupportGuide.docx
+++ b/onboardassist-backend/src/main/resources/knowledge-base/ITSupportGuide.docx
@@ -1,6 +1,6 @@
 
 <file path=word/document.xml><?xml version="1.0" encoding="utf-8"?>
-<w:document xmlns:wpc="http://schemas.microsoft.com/office/word/2010/wordprocessingCanvas" xmlns:cx="http://schemas.microsoft.com/office/drawing/2014/chartex" xmlns:cx1="http://schemas.microsoft.com/office/drawing/2015/9/8/chartex" xmlns:cx2="http://schemas.microsoft.com/office/drawing/2015/10/21/chartex" xmlns:cx3="http://schemas.microsoft.com/office/drawing/2016/5/9/chartex" xmlns:cx4="http://schemas.microsoft.com/office/drawing/2016/5/10/chartex" xmlns:cx5="http://schemas.microsoft.com/office/drawing/2016/5/11/chartex" xmlns:cx6="http://schemas.microsoft.com/office/drawing/2016/5/12/chartex" xmlns:cx7="http://schemas.microsoft.com/office/drawing/2016/5/13/chartex" xmlns:cx8="http://schemas.microsoft.com/office/drawing/2016/5/14/chartex" xmlns:mc="http://schemas.openxmlformats.org/markup-compatibility/2006" xmlns:aink="http://schemas.microsoft.com/office/drawing/2016/ink" xmlns:am3d="http://schemas.microsoft.com/office/drawing/2017/model3d" xmlns:o="urn:schemas-microsoft-com:office:office" xmlns:oel="http://schemas.microsoft.com/office/2019/extlst" xmlns:r="http://schemas.openxmlformats.org/officeDocument/2006/relationships" xmlns:m="http://schemas.openxmlformats.org/officeDocument/2006/math" xmlns:v="urn:schemas-microsoft-com:vml" xmlns:wp14="http://schemas.microsoft.com/office/word/2010/wordprocessingDrawing" xmlns:wp="http://schemas.openxmlformats.org/drawingml/2006/wordprocessingDrawing" xmlns:w10="urn:schemas-microsoft-com:office:word" xmlns:w="http://schemas.openxmlformats.org/wordprocessingml/2006/main" xmlns:w14="http://schemas.microsoft.com/office/word/2010/wordml" xmlns:w15="http://schemas.microsoft.com/office/word/2012/wordml" xmlns:w16cei="http://schemas.microsoft.com/office/word/2026/wordml/cei" xmlns:w16cex="http://schemas.microsoft.com/office/word/2018/wordml/cex" xmlns:w16cid="http://schemas.microsoft.com/office/word/2016/wordml/cid" xmlns:w16="http://schemas.microsoft.com/office/word/2018/wordml" xmlns:w16du="http://schemas.microsoft.com/office/word/2023/wordml/word16du" xmlns:w16sdtdh="http://schemas.microsoft.com/office/word/2020/wordml/sdtdatahash" xmlns:w16sdtfl="http://schemas.microsoft.com/office/word/2024/wordml/sdtformatlock" xmlns:w16se="http://schemas.microsoft.com/office/word/2015/wordml/symex" xmlns:wpg="http://schemas.microsoft.com/office/word/2010/wordprocessingGroup" xmlns:wpi="http://schemas.microsoft.com/office/word/2010/wordprocessingInk" xmlns:wne="http://schemas.microsoft.com/office/word/2006/wordml" xmlns:wps="http://schemas.microsoft.com/office/word/2010/wordprocessingShape" mc:Ignorable="w14 w15 w16se w16cid w16 w16cex w16sdtdh w16sdtfl w16du wp14">
+<w:document xmlns:wpc="http://schemas.microsoft.com/office/word/2010/wordprocessingCanvas" xmlns:cx="http://schemas.microsoft.com/office/drawing/2014/chartex" xmlns:cx1="http://schemas.microsoft.com/office/drawing/2015/9/8/chartex" xmlns:cx2="http://schemas.microsoft.com/office/drawing/2015/10/21/chartex" xmlns:cx3="http://schemas.microsoft.com/office/drawing/2016/5/9/chartex" xmlns:cx4="http://schemas.microsoft.com/office/drawing/2016/5/10/chartex" xmlns:cx5="http://schemas.microsoft.com/office/drawing/2016/5/11/chartex" xmlns:cx6="http://schemas.microsoft.com/office/drawing/2016/5/12/chartex" xmlns:cx7="http://schemas.microsoft.com/office/drawing/2016/5/13/chartex" xmlns:cx8="http://schemas.microsoft.com/office/drawing/2016/5/14/chartex" xmlns:mc="http://schemas.openxmlformats.org/markup-compatibility/2006" xmlns:aink="http://schemas.microsoft.com/office/drawing/2016/ink" xmlns:am3d="http://schemas.microsoft.com/office/drawing/2017/model3d" xmlns:o="urn:schemas-microsoft-com:office:office" xmlns:oel="http://schemas.microsoft.com/office/2019/extlst" xmlns:r="http://schemas.openxmlformats.org/officeDocument/2006/relationships" xmlns:m="http://schemas.openxmlformats.org/officeDocument/2006/math" xmlns:v="urn:schemas-microsoft-com:vml" xmlns:wp14="http://schemas.microsoft.com/office/word/2010/wordprocessingDrawing" xmlns:wp="http://schemas.openxmlformats.org/drawingml/2006/wordprocessingDrawing" xmlns:w10="urn:schemas-microsoft-com:office:word" xmlns:w="http://schemas.openxmlformats.org/wordprocessingml/2006/main" xmlns:w14="http://schemas.microsoft.com/office/word/2010/wordml" xmlns:w15="http://schemas.microsoft.com/office/word/2012/wordml" xmlns:w16cex="http://schemas.microsoft.com/office/word/2018/wordml/cex" xmlns:w16cid="http://schemas.microsoft.com/office/word/2016/wordml/cid" xmlns:w16="http://schemas.microsoft.com/office/word/2018/wordml" xmlns:w16du="http://schemas.microsoft.com/office/word/2023/wordml/word16du" xmlns:w16sdtdh="http://schemas.microsoft.com/office/word/2020/wordml/sdtdatahash" xmlns:w16sdtfl="http://schemas.microsoft.com/office/word/2024/wordml/sdtformatlock" xmlns:w16se="http://schemas.microsoft.com/office/word/2015/wordml/symex" xmlns:wpg="http://schemas.microsoft.com/office/word/2010/wordprocessingGroup" xmlns:wpi="http://schemas.microsoft.com/office/word/2010/wordprocessingInk" xmlns:wne="http://schemas.microsoft.com/office/word/2006/wordml" xmlns:wps="http://schemas.microsoft.com/office/word/2010/wordprocessingShape" mc:Ignorable="w14 w15 w16se w16cid w16 w16cex w16sdtdh w16sdtfl w16du wp14">
   <w:body>
     <w:p>
       <w:pPr>
@@ -14,1501 +14,4494 @@
           <w:b/>
           <w:bCs/>
         </w:rPr>
-        <w:t>IT Helpdesk and Technical Support Guide</w:t>
-      </w:r>
-    </w:p>
-    <w:p>
-      <w:pPr>
-        <w:rPr>
-          <w:b/>
-          <w:bCs/>
-        </w:rPr>
-      </w:pPr>
-      <w:r>
-        <w:rPr>
-          <w:b/>
-          <w:bCs/>
-        </w:rPr>
-        <w:t>Overview</w:t>
-      </w:r>
-    </w:p>
-    <w:p>
-      <w:r>
-        <w:t>The IT Helpdesk provides technical assistance to all employees for software, hardware, network, and access-related issues. New joiners are encouraged to contact the IT Helpdesk whenever they face technical difficulties during onboarding.</w:t>
-      </w:r>
-    </w:p>
-    <w:p>
-      <w:r>
-        <w:pict w14:anchorId="106068B0">
-          <v:rect id="_x0000_i1103" style="width:0;height:1.5pt" o:hralign="center" o:hrstd="t" o:hr="t" fillcolor="#a0a0a0" stroked="f"/>
-        </w:pict>
-      </w:r>
-    </w:p>
-    <w:p>
-      <w:pPr>
-        <w:rPr>
-          <w:b/>
-          <w:bCs/>
-        </w:rPr>
-      </w:pPr>
-      <w:r>
-        <w:rPr>
-          <w:b/>
-          <w:bCs/>
-        </w:rPr>
-        <w:t>Required Software Installation</w:t>
-      </w:r>
-    </w:p>
-    <w:p>
-      <w:r>
-        <w:t>All new joiners should install the following applications on their workstations:</w:t>
-      </w:r>
-    </w:p>
-    <w:p>
-      <w:pPr>
-        <w:rPr>
-          <w:b/>
-          <w:bCs/>
-        </w:rPr>
-      </w:pPr>
-      <w:r>
-        <w:rPr>
-          <w:b/>
-          <w:bCs/>
-        </w:rPr>
-        <w:t>Development Tools</w:t>
-      </w:r>
-    </w:p>
-    <w:p>
-      <w:pPr>
-        <w:numPr>
-          <w:ilvl w:val="0"/>
-          <w:numId w:val="2"/>
-        </w:numPr>
-      </w:pPr>
-      <w:r>
-        <w:t>Java Development Kit (JDK) 17 or higher</w:t>
-      </w:r>
-    </w:p>
-    <w:p>
-      <w:pPr>
-        <w:numPr>
-          <w:ilvl w:val="0"/>
-          <w:numId w:val="2"/>
-        </w:numPr>
-      </w:pPr>
-      <w:r>
-        <w:t>Visual Studio Code</w:t>
-      </w:r>
-    </w:p>
-    <w:p>
-      <w:pPr>
-        <w:numPr>
-          <w:ilvl w:val="0"/>
-          <w:numId w:val="2"/>
-        </w:numPr>
-      </w:pPr>
-      <w:r>
-        <w:t>IntelliJ IDEA</w:t>
-      </w:r>
-    </w:p>
-    <w:p>
-      <w:pPr>
-        <w:numPr>
-          <w:ilvl w:val="0"/>
-          <w:numId w:val="2"/>
-        </w:numPr>
-      </w:pPr>
-      <w:r>
-        <w:t>Git</w:t>
-      </w:r>
-    </w:p>
-    <w:p>
-      <w:pPr>
-        <w:numPr>
-          <w:ilvl w:val="0"/>
-          <w:numId w:val="2"/>
-        </w:numPr>
-      </w:pPr>
-      <w:r>
-        <w:t>Node.js Version 18 or higher</w:t>
-      </w:r>
-    </w:p>
-    <w:p>
-      <w:pPr>
-        <w:numPr>
-          <w:ilvl w:val="0"/>
-          <w:numId w:val="2"/>
-        </w:numPr>
-      </w:pPr>
-      <w:r>
-        <w:t>Maven</w:t>
-      </w:r>
-    </w:p>
-    <w:p>
-      <w:pPr>
-        <w:numPr>
-          <w:ilvl w:val="0"/>
-          <w:numId w:val="2"/>
-        </w:numPr>
-      </w:pPr>
-      <w:r>
-        <w:t>Docker Desktop</w:t>
-      </w:r>
-    </w:p>
-    <w:p>
-      <w:pPr>
-        <w:rPr>
-          <w:b/>
-          <w:bCs/>
-        </w:rPr>
-      </w:pPr>
-      <w:r>
-        <w:rPr>
-          <w:b/>
-          <w:bCs/>
-        </w:rPr>
-        <w:t>Productivity Tools</w:t>
-      </w:r>
-    </w:p>
-    <w:p>
-      <w:pPr>
-        <w:numPr>
-          <w:ilvl w:val="0"/>
-          <w:numId w:val="3"/>
-        </w:numPr>
-      </w:pPr>
-      <w:r>
-        <w:t>Microsoft Outlook</w:t>
-      </w:r>
-    </w:p>
-    <w:p>
-      <w:pPr>
-        <w:numPr>
-          <w:ilvl w:val="0"/>
-          <w:numId w:val="3"/>
-        </w:numPr>
-      </w:pPr>
-      <w:r>
-        <w:t>Microsoft Teams</w:t>
-      </w:r>
-    </w:p>
-    <w:p>
-      <w:pPr>
-        <w:numPr>
-          <w:ilvl w:val="0"/>
-          <w:numId w:val="3"/>
-        </w:numPr>
-      </w:pPr>
-      <w:r>
-        <w:t>Microsoft Edge Browser</w:t>
-      </w:r>
-    </w:p>
-    <w:p>
-      <w:pPr>
-        <w:rPr>
-          <w:b/>
-          <w:bCs/>
-        </w:rPr>
-      </w:pPr>
-      <w:r>
-        <w:rPr>
-          <w:b/>
-          <w:bCs/>
-        </w:rPr>
-        <w:t>Testing and API Tools</w:t>
-      </w:r>
-    </w:p>
-    <w:p>
-      <w:pPr>
-        <w:numPr>
-          <w:ilvl w:val="0"/>
-          <w:numId w:val="4"/>
-        </w:numPr>
-      </w:pPr>
-      <w:r>
-        <w:t>Postman</w:t>
-      </w:r>
-    </w:p>
-    <w:p>
-      <w:pPr>
-        <w:numPr>
-          <w:ilvl w:val="0"/>
-          <w:numId w:val="4"/>
-        </w:numPr>
-      </w:pPr>
-      <w:r>
-        <w:t>Swagger UI (Project Access)</w:t>
-      </w:r>
-    </w:p>
-    <w:p>
-      <w:pPr>
-        <w:rPr>
-          <w:b/>
-          <w:bCs/>
-        </w:rPr>
-      </w:pPr>
-      <w:r>
-        <w:rPr>
-          <w:b/>
-          <w:bCs/>
-        </w:rPr>
-        <w:t>Security Tools</w:t>
-      </w:r>
-    </w:p>
-    <w:p>
-      <w:pPr>
-        <w:numPr>
-          <w:ilvl w:val="0"/>
-          <w:numId w:val="5"/>
-        </w:numPr>
-      </w:pPr>
-      <w:r>
-        <w:t>VPN Client</w:t>
-      </w:r>
-    </w:p>
-    <w:p>
-      <w:pPr>
-        <w:numPr>
-          <w:ilvl w:val="0"/>
-          <w:numId w:val="5"/>
-        </w:numPr>
-      </w:pPr>
-      <w:r>
-        <w:t>Endpoint Security Software</w:t>
-      </w:r>
-    </w:p>
-    <w:p>
-      <w:r>
-        <w:t xml:space="preserve">All approved software can be downloaded through the Software </w:t>
-      </w:r>
-      <w:proofErr w:type="spellStart"/>
-      <w:r>
-        <w:t>Center</w:t>
-      </w:r>
-      <w:proofErr w:type="spellEnd"/>
-      <w:r>
-        <w:t>.</w:t>
-      </w:r>
-    </w:p>
-    <w:p>
-      <w:r>
-        <w:pict w14:anchorId="5D9CE334">
-          <v:rect id="_x0000_i1104" style="width:0;height:1.5pt" o:hralign="center" o:hrstd="t" o:hr="t" fillcolor="#a0a0a0" stroked="f"/>
-        </w:pict>
-      </w:r>
-    </w:p>
-    <w:p>
-      <w:pPr>
-        <w:rPr>
-          <w:b/>
-          <w:bCs/>
-        </w:rPr>
-      </w:pPr>
-      <w:r>
-        <w:rPr>
-          <w:b/>
-          <w:bCs/>
-        </w:rPr>
-        <w:t xml:space="preserve">Software </w:t>
-      </w:r>
-      <w:proofErr w:type="spellStart"/>
-      <w:r>
-        <w:rPr>
-          <w:b/>
-          <w:bCs/>
-        </w:rPr>
-        <w:t>Center</w:t>
-      </w:r>
-      <w:proofErr w:type="spellEnd"/>
-      <w:r>
-        <w:rPr>
-          <w:b/>
-          <w:bCs/>
-        </w:rPr>
-        <w:t xml:space="preserve"> Access</w:t>
-      </w:r>
-    </w:p>
-    <w:p>
-      <w:r>
+        <w:t># Cognizant IT Support Guide</w:t>
+      </w:r>
+    </w:p>
+    <w:p>
+      <w:pPr>
+        <w:rPr>
+          <w:b/>
+          <w:bCs/>
+        </w:rPr>
+      </w:pPr>
+    </w:p>
+    <w:p>
+      <w:pPr>
+        <w:rPr>
+          <w:b/>
+          <w:bCs/>
+        </w:rPr>
+      </w:pPr>
+      <w:r>
+        <w:rPr>
+          <w:b/>
+          <w:bCs/>
+        </w:rPr>
+        <w:t>Welcome to Cognizant! This comprehensive IT Support Guide is designed to help you navigate our technology ecosystem, ensuring you have the tools, access, and support needed to succeed in your role from day one. Please read through this document carefully and refer back to it whenever you encounter an IT-related question or issue.</w:t>
+      </w:r>
+    </w:p>
+    <w:p>
+      <w:pPr>
+        <w:rPr>
+          <w:b/>
+          <w:bCs/>
+        </w:rPr>
+      </w:pPr>
+    </w:p>
+    <w:p>
+      <w:pPr>
+        <w:rPr>
+          <w:b/>
+          <w:bCs/>
+        </w:rPr>
+      </w:pPr>
+      <w:r>
+        <w:rPr>
+          <w:b/>
+          <w:bCs/>
+        </w:rPr>
+        <w:t>---</w:t>
+      </w:r>
+    </w:p>
+    <w:p>
+      <w:pPr>
+        <w:rPr>
+          <w:b/>
+          <w:bCs/>
+        </w:rPr>
+      </w:pPr>
+    </w:p>
+    <w:p>
+      <w:pPr>
+        <w:rPr>
+          <w:b/>
+          <w:bCs/>
+        </w:rPr>
+      </w:pPr>
+      <w:r>
+        <w:rPr>
+          <w:b/>
+          <w:bCs/>
+        </w:rPr>
+        <w:t>## 1. Overview</w:t>
+      </w:r>
+    </w:p>
+    <w:p>
+      <w:pPr>
+        <w:rPr>
+          <w:b/>
+          <w:bCs/>
+        </w:rPr>
+      </w:pPr>
+    </w:p>
+    <w:p>
+      <w:pPr>
+        <w:rPr>
+          <w:b/>
+          <w:bCs/>
+        </w:rPr>
+      </w:pPr>
+      <w:r>
+        <w:rPr>
+          <w:b/>
+          <w:bCs/>
+        </w:rPr>
+        <w:t>Cognizant’s IT infrastructure is built to support a global, highly mobile, and collaborative workforce. Our IT support philosophy, known as "OneIT," emphasizes a unified, seamless technology experience for all employees, regardless of location or role. OneIT strives to provide secure, reliable, and cutting-edge technology solutions that empower you to deliver exceptional value to our clients. Our infrastructure spans secure global networks, robust cloud services, and state-of-the-art endpoint management, all protected by industry-leading cybersecurity measures.</w:t>
+      </w:r>
+    </w:p>
+    <w:p>
+      <w:pPr>
+        <w:rPr>
+          <w:b/>
+          <w:bCs/>
+        </w:rPr>
+      </w:pPr>
+    </w:p>
+    <w:p>
+      <w:pPr>
+        <w:rPr>
+          <w:b/>
+          <w:bCs/>
+        </w:rPr>
+      </w:pPr>
+      <w:r>
+        <w:rPr>
+          <w:b/>
+          <w:bCs/>
+        </w:rPr>
+        <w:t>As a Cognizant employee, you are an integral part of maintaining the security and integrity of our IT environment. We expect all associates to adhere strictly to our technology and security policies while taking full advantage of the productivity tools provided.</w:t>
+      </w:r>
+    </w:p>
+    <w:p>
+      <w:pPr>
+        <w:rPr>
+          <w:b/>
+          <w:bCs/>
+        </w:rPr>
+      </w:pPr>
+    </w:p>
+    <w:p>
+      <w:pPr>
+        <w:rPr>
+          <w:b/>
+          <w:bCs/>
+        </w:rPr>
+      </w:pPr>
+      <w:r>
+        <w:rPr>
+          <w:b/>
+          <w:bCs/>
+        </w:rPr>
+        <w:t>---</w:t>
+      </w:r>
+    </w:p>
+    <w:p>
+      <w:pPr>
+        <w:rPr>
+          <w:b/>
+          <w:bCs/>
+        </w:rPr>
+      </w:pPr>
+    </w:p>
+    <w:p>
+      <w:pPr>
+        <w:rPr>
+          <w:b/>
+          <w:bCs/>
+        </w:rPr>
+      </w:pPr>
+      <w:r>
+        <w:rPr>
+          <w:b/>
+          <w:bCs/>
+        </w:rPr>
+        <w:t>## 2. Day 1 IT Setup</w:t>
+      </w:r>
+    </w:p>
+    <w:p>
+      <w:pPr>
+        <w:rPr>
+          <w:b/>
+          <w:bCs/>
+        </w:rPr>
+      </w:pPr>
+    </w:p>
+    <w:p>
+      <w:pPr>
+        <w:rPr>
+          <w:b/>
+          <w:bCs/>
+        </w:rPr>
+      </w:pPr>
+      <w:r>
+        <w:rPr>
+          <w:b/>
+          <w:bCs/>
+        </w:rPr>
+        <w:t xml:space="preserve">Your first day at Cognizant involves setting up your primary workstation and securing your initial access credentials. </w:t>
+      </w:r>
+    </w:p>
+    <w:p>
+      <w:pPr>
+        <w:rPr>
+          <w:b/>
+          <w:bCs/>
+        </w:rPr>
+      </w:pPr>
+    </w:p>
+    <w:p>
+      <w:pPr>
+        <w:rPr>
+          <w:b/>
+          <w:bCs/>
+        </w:rPr>
+      </w:pPr>
+      <w:r>
+        <w:rPr>
+          <w:b/>
+          <w:bCs/>
+        </w:rPr>
         <w:lastRenderedPageBreak/>
-        <w:t>To install approved software:</w:t>
-      </w:r>
-    </w:p>
-    <w:p>
-      <w:pPr>
-        <w:numPr>
-          <w:ilvl w:val="0"/>
-          <w:numId w:val="6"/>
-        </w:numPr>
-      </w:pPr>
-      <w:r>
-        <w:t>Open the Start Menu.</w:t>
-      </w:r>
-    </w:p>
-    <w:p>
-      <w:pPr>
-        <w:numPr>
-          <w:ilvl w:val="0"/>
-          <w:numId w:val="6"/>
-        </w:numPr>
-      </w:pPr>
-      <w:r>
-        <w:t xml:space="preserve">Search for </w:t>
-      </w:r>
-      <w:r>
-        <w:rPr>
-          <w:b/>
-          <w:bCs/>
-        </w:rPr>
-        <w:t xml:space="preserve">Software </w:t>
-      </w:r>
-      <w:proofErr w:type="spellStart"/>
-      <w:r>
-        <w:rPr>
-          <w:b/>
-          <w:bCs/>
-        </w:rPr>
-        <w:t>Center</w:t>
-      </w:r>
-      <w:proofErr w:type="spellEnd"/>
-      <w:r>
-        <w:t>.</w:t>
-      </w:r>
-    </w:p>
-    <w:p>
-      <w:pPr>
-        <w:numPr>
-          <w:ilvl w:val="0"/>
-          <w:numId w:val="6"/>
-        </w:numPr>
-      </w:pPr>
-      <w:r>
-        <w:t xml:space="preserve">Launch the Software </w:t>
-      </w:r>
-      <w:proofErr w:type="spellStart"/>
-      <w:r>
-        <w:t>Center</w:t>
-      </w:r>
-      <w:proofErr w:type="spellEnd"/>
-      <w:r>
-        <w:t xml:space="preserve"> application.</w:t>
-      </w:r>
-    </w:p>
-    <w:p>
-      <w:pPr>
-        <w:numPr>
-          <w:ilvl w:val="0"/>
-          <w:numId w:val="6"/>
-        </w:numPr>
-      </w:pPr>
-      <w:r>
-        <w:t>Browse available applications.</w:t>
-      </w:r>
-    </w:p>
-    <w:p>
-      <w:pPr>
-        <w:numPr>
-          <w:ilvl w:val="0"/>
-          <w:numId w:val="6"/>
-        </w:numPr>
-      </w:pPr>
-      <w:r>
-        <w:t>Select the required software.</w:t>
-      </w:r>
-    </w:p>
-    <w:p>
-      <w:pPr>
-        <w:numPr>
-          <w:ilvl w:val="0"/>
-          <w:numId w:val="6"/>
-        </w:numPr>
-      </w:pPr>
-      <w:r>
-        <w:t xml:space="preserve">Click </w:t>
-      </w:r>
-      <w:r>
-        <w:rPr>
-          <w:b/>
-          <w:bCs/>
-        </w:rPr>
-        <w:t>Install</w:t>
-      </w:r>
-      <w:r>
-        <w:t>.</w:t>
-      </w:r>
-    </w:p>
-    <w:p>
-      <w:pPr>
-        <w:numPr>
-          <w:ilvl w:val="0"/>
-          <w:numId w:val="6"/>
-        </w:numPr>
-      </w:pPr>
-      <w:r>
-        <w:t>Wait for installation completion.</w:t>
-      </w:r>
-    </w:p>
-    <w:p>
-      <w:r>
-        <w:t>Some software may require manager approval before installation.</w:t>
-      </w:r>
-    </w:p>
-    <w:p>
-      <w:r>
-        <w:pict w14:anchorId="66C535BA">
-          <v:rect id="_x0000_i1105" style="width:0;height:1.5pt" o:hralign="center" o:hrstd="t" o:hr="t" fillcolor="#a0a0a0" stroked="f"/>
-        </w:pict>
-      </w:r>
-    </w:p>
-    <w:p>
-      <w:pPr>
-        <w:rPr>
-          <w:b/>
-          <w:bCs/>
-        </w:rPr>
-      </w:pPr>
-      <w:r>
-        <w:rPr>
-          <w:b/>
-          <w:bCs/>
-        </w:rPr>
-        <w:t>Company Email Setup</w:t>
-      </w:r>
-    </w:p>
-    <w:p>
-      <w:r>
-        <w:t>Your company email account is created before your joining date.</w:t>
-      </w:r>
-    </w:p>
-    <w:p>
-      <w:pPr>
-        <w:rPr>
-          <w:b/>
-          <w:bCs/>
-        </w:rPr>
-      </w:pPr>
-      <w:r>
-        <w:rPr>
-          <w:b/>
-          <w:bCs/>
-        </w:rPr>
-        <w:t>Email Access Steps</w:t>
-      </w:r>
-    </w:p>
-    <w:p>
-      <w:pPr>
-        <w:numPr>
-          <w:ilvl w:val="0"/>
-          <w:numId w:val="7"/>
-        </w:numPr>
-      </w:pPr>
-      <w:r>
-        <w:t>Open Microsoft Outlook.</w:t>
-      </w:r>
-    </w:p>
-    <w:p>
-      <w:pPr>
-        <w:numPr>
-          <w:ilvl w:val="0"/>
-          <w:numId w:val="7"/>
-        </w:numPr>
-      </w:pPr>
-      <w:r>
-        <w:t>Enter your company email address.</w:t>
-      </w:r>
-    </w:p>
-    <w:p>
-      <w:pPr>
-        <w:numPr>
-          <w:ilvl w:val="0"/>
-          <w:numId w:val="7"/>
-        </w:numPr>
-      </w:pPr>
-      <w:r>
-        <w:t>Enter your temporary password.</w:t>
-      </w:r>
-    </w:p>
-    <w:p>
-      <w:pPr>
-        <w:numPr>
-          <w:ilvl w:val="0"/>
-          <w:numId w:val="7"/>
-        </w:numPr>
-      </w:pPr>
-      <w:r>
-        <w:t>Complete multi-factor authentication if prompted.</w:t>
-      </w:r>
-    </w:p>
-    <w:p>
-      <w:pPr>
-        <w:numPr>
-          <w:ilvl w:val="0"/>
-          <w:numId w:val="7"/>
-        </w:numPr>
-      </w:pPr>
-      <w:r>
-        <w:t>Change your password during first login.</w:t>
-      </w:r>
-    </w:p>
-    <w:p>
-      <w:r>
-        <w:t>All official communication must be performed using the company email account.</w:t>
-      </w:r>
-    </w:p>
-    <w:p>
-      <w:r>
-        <w:pict w14:anchorId="36AB19BB">
-          <v:rect id="_x0000_i1106" style="width:0;height:1.5pt" o:hralign="center" o:hrstd="t" o:hr="t" fillcolor="#a0a0a0" stroked="f"/>
-        </w:pict>
-      </w:r>
-    </w:p>
-    <w:p>
-      <w:pPr>
-        <w:rPr>
-          <w:b/>
-          <w:bCs/>
-        </w:rPr>
-      </w:pPr>
-      <w:r>
-        <w:rPr>
-          <w:b/>
-          <w:bCs/>
-        </w:rPr>
-        <w:t>Microsoft Teams Setup</w:t>
-      </w:r>
-    </w:p>
-    <w:p>
-      <w:r>
-        <w:t>Microsoft Teams is the primary communication platform used for chats, meetings, and collaboration.</w:t>
-      </w:r>
-    </w:p>
-    <w:p>
-      <w:pPr>
-        <w:rPr>
-          <w:b/>
-          <w:bCs/>
-        </w:rPr>
-      </w:pPr>
-      <w:r>
-        <w:rPr>
-          <w:b/>
-          <w:bCs/>
-        </w:rPr>
-        <w:t>Setup Instructions</w:t>
-      </w:r>
-    </w:p>
-    <w:p>
-      <w:pPr>
-        <w:numPr>
-          <w:ilvl w:val="0"/>
-          <w:numId w:val="8"/>
-        </w:numPr>
-      </w:pPr>
-      <w:r>
-        <w:t>Open Microsoft Teams.</w:t>
-      </w:r>
-    </w:p>
-    <w:p>
-      <w:pPr>
-        <w:numPr>
-          <w:ilvl w:val="0"/>
-          <w:numId w:val="8"/>
-        </w:numPr>
-      </w:pPr>
-      <w:r>
-        <w:t>Sign in using your company email account.</w:t>
-      </w:r>
-    </w:p>
-    <w:p>
-      <w:pPr>
-        <w:numPr>
-          <w:ilvl w:val="0"/>
-          <w:numId w:val="8"/>
-        </w:numPr>
-      </w:pPr>
-      <w:r>
-        <w:t>Complete authentication.</w:t>
-      </w:r>
-    </w:p>
-    <w:p>
-      <w:pPr>
-        <w:numPr>
-          <w:ilvl w:val="0"/>
-          <w:numId w:val="8"/>
-        </w:numPr>
-      </w:pPr>
-      <w:r>
-        <w:t>Join assigned project or department teams.</w:t>
-      </w:r>
-    </w:p>
-    <w:p>
-      <w:pPr>
-        <w:numPr>
-          <w:ilvl w:val="0"/>
-          <w:numId w:val="8"/>
-        </w:numPr>
-      </w:pPr>
-      <w:r>
+        <w:t>### Laptop Provisioning</w:t>
+      </w:r>
+    </w:p>
+    <w:p>
+      <w:pPr>
+        <w:rPr>
+          <w:b/>
+          <w:bCs/>
+        </w:rPr>
+      </w:pPr>
+      <w:r>
+        <w:rPr>
+          <w:b/>
+          <w:bCs/>
+        </w:rPr>
+        <w:t>Depending on your role and region, you will be issued a standard Cognizant enterprise-grade laptop (typically a Dell Latitude or Lenovo ThinkPad model). These machines come pre-configured with our standard corporate image, which includes essential software and security agents.</w:t>
+      </w:r>
+    </w:p>
+    <w:p>
+      <w:pPr>
+        <w:rPr>
+          <w:b/>
+          <w:bCs/>
+        </w:rPr>
+      </w:pPr>
+    </w:p>
+    <w:p>
+      <w:pPr>
+        <w:rPr>
+          <w:b/>
+          <w:bCs/>
+        </w:rPr>
+      </w:pPr>
+      <w:r>
+        <w:rPr>
+          <w:b/>
+          <w:bCs/>
+        </w:rPr>
+        <w:t>### Initial Login Credentials</w:t>
+      </w:r>
+    </w:p>
+    <w:p>
+      <w:pPr>
+        <w:rPr>
+          <w:b/>
+          <w:bCs/>
+        </w:rPr>
+      </w:pPr>
+      <w:r>
+        <w:rPr>
+          <w:b/>
+          <w:bCs/>
+        </w:rPr>
+        <w:t>Your initial login credentials, including your temporary password, will be provided via the Welcome Email sent to your personal email address (the one you provided during the recruitment process). You must use these credentials to log into your laptop for the first time.</w:t>
+      </w:r>
+    </w:p>
+    <w:p>
+      <w:pPr>
+        <w:rPr>
+          <w:b/>
+          <w:bCs/>
+        </w:rPr>
+      </w:pPr>
+    </w:p>
+    <w:p>
+      <w:pPr>
+        <w:rPr>
+          <w:b/>
+          <w:bCs/>
+        </w:rPr>
+      </w:pPr>
+      <w:r>
+        <w:rPr>
+          <w:b/>
+          <w:bCs/>
+        </w:rPr>
+        <w:t>### Windows Domain Login</w:t>
+      </w:r>
+    </w:p>
+    <w:p>
+      <w:pPr>
+        <w:rPr>
+          <w:b/>
+          <w:bCs/>
+        </w:rPr>
+      </w:pPr>
+      <w:r>
+        <w:rPr>
+          <w:b/>
+          <w:bCs/>
+        </w:rPr>
+        <w:t>When you boot up your laptop, ensure it is connected to the internet (or the corporate network if you are in the office). Log in using your CIS ID (Cognizant Information Services ID) and the temporary password provided. You will be prompted to change your password immediately. Please refer to the Password Management section for guidelines.</w:t>
+      </w:r>
+    </w:p>
+    <w:p>
+      <w:pPr>
+        <w:rPr>
+          <w:b/>
+          <w:bCs/>
+        </w:rPr>
+      </w:pPr>
+    </w:p>
+    <w:p>
+      <w:pPr>
+        <w:rPr>
+          <w:b/>
+          <w:bCs/>
+        </w:rPr>
+      </w:pPr>
+      <w:r>
+        <w:rPr>
+          <w:b/>
+          <w:bCs/>
+        </w:rPr>
+        <w:t>### Cognizant Email Activation</w:t>
+      </w:r>
+    </w:p>
+    <w:p>
+      <w:pPr>
+        <w:rPr>
+          <w:b/>
+          <w:bCs/>
+        </w:rPr>
+      </w:pPr>
+      <w:r>
+        <w:rPr>
+          <w:b/>
+          <w:bCs/>
+        </w:rPr>
+        <w:t>After successfully logging into Windows, launch Microsoft Outlook. Your profile should automatically configure based on your Windows login. Follow the on-screen prompts to connect to the Exchange server. Once connected, your inbox will begin syncing.</w:t>
+      </w:r>
+    </w:p>
+    <w:p>
+      <w:pPr>
+        <w:rPr>
+          <w:b/>
+          <w:bCs/>
+        </w:rPr>
+      </w:pPr>
+    </w:p>
+    <w:p>
+      <w:pPr>
+        <w:rPr>
+          <w:b/>
+          <w:bCs/>
+        </w:rPr>
+      </w:pPr>
+      <w:r>
+        <w:rPr>
+          <w:b/>
+          <w:bCs/>
+        </w:rPr>
+        <w:t>### Microsoft Teams Installation</w:t>
+      </w:r>
+    </w:p>
+    <w:p>
+      <w:pPr>
+        <w:rPr>
+          <w:b/>
+          <w:bCs/>
+        </w:rPr>
+      </w:pPr>
+      <w:r>
+        <w:rPr>
+          <w:b/>
+          <w:bCs/>
+        </w:rPr>
+        <w:t>Microsoft Teams is our primary communication and collaboration platform. It should automatically launch upon startup. If it does not, search for it in the Start menu, sign in with your Cognizant email address and newly created password, and complete any necessary setup steps.</w:t>
+      </w:r>
+    </w:p>
+    <w:p>
+      <w:pPr>
+        <w:rPr>
+          <w:b/>
+          <w:bCs/>
+        </w:rPr>
+      </w:pPr>
+    </w:p>
+    <w:p>
+      <w:pPr>
+        <w:rPr>
+          <w:b/>
+          <w:bCs/>
+        </w:rPr>
+      </w:pPr>
+      <w:r>
+        <w:rPr>
+          <w:b/>
+          <w:bCs/>
+        </w:rPr>
+        <w:t>### VPN Client Setup</w:t>
+      </w:r>
+    </w:p>
+    <w:p>
+      <w:pPr>
+        <w:rPr>
+          <w:b/>
+          <w:bCs/>
+        </w:rPr>
+      </w:pPr>
+      <w:r>
+        <w:rPr>
+          <w:b/>
+          <w:bCs/>
+        </w:rPr>
         <w:lastRenderedPageBreak/>
-        <w:t>Configure notifications as needed.</w:t>
-      </w:r>
-    </w:p>
-    <w:p>
-      <w:r>
-        <w:t>Teams can be accessed from desktop, mobile, and web browsers.</w:t>
-      </w:r>
-    </w:p>
-    <w:p>
-      <w:r>
-        <w:pict w14:anchorId="5D06E9C2">
-          <v:rect id="_x0000_i1107" style="width:0;height:1.5pt" o:hralign="center" o:hrstd="t" o:hr="t" fillcolor="#a0a0a0" stroked="f"/>
-        </w:pict>
-      </w:r>
-    </w:p>
-    <w:p>
-      <w:pPr>
-        <w:rPr>
-          <w:b/>
-          <w:bCs/>
-        </w:rPr>
-      </w:pPr>
-      <w:r>
-        <w:rPr>
-          <w:b/>
-          <w:bCs/>
-        </w:rPr>
-        <w:t>VPN Configuration</w:t>
-      </w:r>
-    </w:p>
-    <w:p>
-      <w:r>
-        <w:t>VPN access is required to connect securely to company resources while working remotely.</w:t>
-      </w:r>
-    </w:p>
-    <w:p>
-      <w:pPr>
-        <w:rPr>
-          <w:b/>
-          <w:bCs/>
-        </w:rPr>
-      </w:pPr>
-      <w:r>
-        <w:rPr>
-          <w:b/>
-          <w:bCs/>
-        </w:rPr>
-        <w:t>VPN Setup</w:t>
-      </w:r>
-    </w:p>
-    <w:p>
-      <w:pPr>
-        <w:numPr>
-          <w:ilvl w:val="0"/>
-          <w:numId w:val="9"/>
-        </w:numPr>
-      </w:pPr>
-      <w:r>
-        <w:t>Install the approved VPN client.</w:t>
-      </w:r>
-    </w:p>
-    <w:p>
-      <w:pPr>
-        <w:numPr>
-          <w:ilvl w:val="0"/>
-          <w:numId w:val="9"/>
-        </w:numPr>
-      </w:pPr>
-      <w:r>
-        <w:t>Open the VPN application.</w:t>
-      </w:r>
-    </w:p>
-    <w:p>
-      <w:pPr>
-        <w:numPr>
-          <w:ilvl w:val="0"/>
-          <w:numId w:val="9"/>
-        </w:numPr>
-      </w:pPr>
-      <w:r>
-        <w:t>Enter company credentials.</w:t>
-      </w:r>
-    </w:p>
-    <w:p>
-      <w:pPr>
-        <w:numPr>
-          <w:ilvl w:val="0"/>
-          <w:numId w:val="9"/>
-        </w:numPr>
-      </w:pPr>
-      <w:r>
-        <w:t>Complete authentication.</w:t>
-      </w:r>
-    </w:p>
-    <w:p>
-      <w:pPr>
-        <w:numPr>
-          <w:ilvl w:val="0"/>
-          <w:numId w:val="9"/>
-        </w:numPr>
-      </w:pPr>
-      <w:r>
-        <w:t>Connect to the corporate network.</w:t>
-      </w:r>
-    </w:p>
-    <w:p>
-      <w:r>
-        <w:t>Ensure the VPN is connected before accessing internal applications.</w:t>
-      </w:r>
-    </w:p>
-    <w:p>
-      <w:r>
-        <w:pict w14:anchorId="6D42949C">
-          <v:rect id="_x0000_i1108" style="width:0;height:1.5pt" o:hralign="center" o:hrstd="t" o:hr="t" fillcolor="#a0a0a0" stroked="f"/>
-        </w:pict>
-      </w:r>
-    </w:p>
-    <w:p>
-      <w:pPr>
-        <w:rPr>
-          <w:b/>
-          <w:bCs/>
-        </w:rPr>
-      </w:pPr>
-      <w:r>
-        <w:rPr>
-          <w:b/>
-          <w:bCs/>
-        </w:rPr>
-        <w:t>Password Reset Process</w:t>
-      </w:r>
-    </w:p>
-    <w:p>
-      <w:r>
-        <w:t>If you forget your password:</w:t>
-      </w:r>
-    </w:p>
-    <w:p>
-      <w:pPr>
-        <w:numPr>
-          <w:ilvl w:val="0"/>
-          <w:numId w:val="10"/>
-        </w:numPr>
-      </w:pPr>
-      <w:r>
-        <w:t>Navigate to the Password Reset Portal.</w:t>
-      </w:r>
-    </w:p>
-    <w:p>
-      <w:pPr>
-        <w:numPr>
-          <w:ilvl w:val="0"/>
-          <w:numId w:val="10"/>
-        </w:numPr>
-      </w:pPr>
-      <w:r>
-        <w:t>Enter your company email address.</w:t>
-      </w:r>
-    </w:p>
-    <w:p>
-      <w:pPr>
-        <w:numPr>
-          <w:ilvl w:val="0"/>
-          <w:numId w:val="10"/>
-        </w:numPr>
-      </w:pPr>
-      <w:r>
-        <w:t>Verify your identity.</w:t>
-      </w:r>
-    </w:p>
-    <w:p>
-      <w:pPr>
-        <w:numPr>
-          <w:ilvl w:val="0"/>
-          <w:numId w:val="10"/>
-        </w:numPr>
-      </w:pPr>
-      <w:r>
-        <w:t>Create a new password.</w:t>
-      </w:r>
-    </w:p>
-    <w:p>
-      <w:pPr>
-        <w:numPr>
-          <w:ilvl w:val="0"/>
-          <w:numId w:val="10"/>
-        </w:numPr>
-      </w:pPr>
-      <w:r>
-        <w:t>Sign in using the updated password.</w:t>
-      </w:r>
-    </w:p>
-    <w:p>
-      <w:r>
-        <w:t>For assistance, contact the IT Helpdesk.</w:t>
-      </w:r>
-    </w:p>
-    <w:p>
-      <w:r>
-        <w:pict w14:anchorId="2E4C1C69">
-          <v:rect id="_x0000_i1109" style="width:0;height:1.5pt" o:hralign="center" o:hrstd="t" o:hr="t" fillcolor="#a0a0a0" stroked="f"/>
-        </w:pict>
-      </w:r>
-    </w:p>
-    <w:p>
-      <w:pPr>
-        <w:rPr>
-          <w:b/>
-          <w:bCs/>
-        </w:rPr>
-      </w:pPr>
-      <w:r>
-        <w:rPr>
-          <w:b/>
-          <w:bCs/>
-        </w:rPr>
-        <w:t>Common Technical Issues</w:t>
-      </w:r>
-    </w:p>
-    <w:p>
-      <w:pPr>
-        <w:rPr>
-          <w:b/>
-          <w:bCs/>
-        </w:rPr>
-      </w:pPr>
-      <w:r>
-        <w:rPr>
-          <w:b/>
-          <w:bCs/>
-        </w:rPr>
-        <w:t>Unable to Login</w:t>
-      </w:r>
-    </w:p>
-    <w:p>
-      <w:r>
-        <w:t>Possible causes:</w:t>
-      </w:r>
-    </w:p>
-    <w:p>
-      <w:pPr>
-        <w:numPr>
-          <w:ilvl w:val="0"/>
-          <w:numId w:val="11"/>
-        </w:numPr>
-      </w:pPr>
-      <w:r>
-        <w:t>Incorrect password</w:t>
-      </w:r>
-    </w:p>
-    <w:p>
-      <w:pPr>
-        <w:numPr>
-          <w:ilvl w:val="0"/>
-          <w:numId w:val="11"/>
-        </w:numPr>
-      </w:pPr>
-      <w:r>
-        <w:t>Account locked</w:t>
-      </w:r>
-    </w:p>
-    <w:p>
-      <w:pPr>
-        <w:numPr>
-          <w:ilvl w:val="0"/>
-          <w:numId w:val="11"/>
-        </w:numPr>
-      </w:pPr>
-      <w:r>
+        <w:t>If you are working remotely, you must connect to the corporate network via the Cisco AnyConnect VPN client. Launch the application from the Start menu, enter the appropriate VPN gateway address provided in your welcome kit, and authenticate using your credentials and Multi-Factor Authentication (MFA).</w:t>
+      </w:r>
+    </w:p>
+    <w:p>
+      <w:pPr>
+        <w:rPr>
+          <w:b/>
+          <w:bCs/>
+        </w:rPr>
+      </w:pPr>
+    </w:p>
+    <w:p>
+      <w:pPr>
+        <w:rPr>
+          <w:b/>
+          <w:bCs/>
+        </w:rPr>
+      </w:pPr>
+      <w:r>
+        <w:rPr>
+          <w:b/>
+          <w:bCs/>
+        </w:rPr>
+        <w:t>---</w:t>
+      </w:r>
+    </w:p>
+    <w:p>
+      <w:pPr>
+        <w:rPr>
+          <w:b/>
+          <w:bCs/>
+        </w:rPr>
+      </w:pPr>
+    </w:p>
+    <w:p>
+      <w:pPr>
+        <w:rPr>
+          <w:b/>
+          <w:bCs/>
+        </w:rPr>
+      </w:pPr>
+      <w:r>
+        <w:rPr>
+          <w:b/>
+          <w:bCs/>
+        </w:rPr>
+        <w:t>## 3. Employee ID and Access</w:t>
+      </w:r>
+    </w:p>
+    <w:p>
+      <w:pPr>
+        <w:rPr>
+          <w:b/>
+          <w:bCs/>
+        </w:rPr>
+      </w:pPr>
+    </w:p>
+    <w:p>
+      <w:pPr>
+        <w:rPr>
+          <w:b/>
+          <w:bCs/>
+        </w:rPr>
+      </w:pPr>
+      <w:r>
+        <w:rPr>
+          <w:b/>
+          <w:bCs/>
+        </w:rPr>
+        <w:t>Your digital identity and physical access are managed centrally to ensure security across the organization.</w:t>
+      </w:r>
+    </w:p>
+    <w:p>
+      <w:pPr>
+        <w:rPr>
+          <w:b/>
+          <w:bCs/>
+        </w:rPr>
+      </w:pPr>
+    </w:p>
+    <w:p>
+      <w:pPr>
+        <w:rPr>
+          <w:b/>
+          <w:bCs/>
+        </w:rPr>
+      </w:pPr>
+      <w:r>
+        <w:rPr>
+          <w:b/>
+          <w:bCs/>
+        </w:rPr>
+        <w:t>### CIS ID (Cognizant Information Services ID)</w:t>
+      </w:r>
+    </w:p>
+    <w:p>
+      <w:pPr>
+        <w:rPr>
+          <w:b/>
+          <w:bCs/>
+        </w:rPr>
+      </w:pPr>
+      <w:r>
+        <w:rPr>
+          <w:b/>
+          <w:bCs/>
+        </w:rPr>
+        <w:t>Your CIS ID is your unique identifier at Cognizant (e.g., 123456). This ID is used for logging into almost all corporate systems, applications, and your Active Directory account.</w:t>
+      </w:r>
+    </w:p>
+    <w:p>
+      <w:pPr>
+        <w:rPr>
+          <w:b/>
+          <w:bCs/>
+        </w:rPr>
+      </w:pPr>
+    </w:p>
+    <w:p>
+      <w:pPr>
+        <w:rPr>
+          <w:b/>
+          <w:bCs/>
+        </w:rPr>
+      </w:pPr>
+      <w:r>
+        <w:rPr>
+          <w:b/>
+          <w:bCs/>
+        </w:rPr>
+        <w:t>### Active Directory Account</w:t>
+      </w:r>
+    </w:p>
+    <w:p>
+      <w:pPr>
+        <w:rPr>
+          <w:b/>
+          <w:bCs/>
+        </w:rPr>
+      </w:pPr>
+      <w:r>
+        <w:rPr>
+          <w:b/>
+          <w:bCs/>
+        </w:rPr>
+        <w:t>Your Active Directory (AD) account controls your access to the Cognizant network, email, SharePoint sites, and file shares. This account is automatically provisioned upon your joining date.</w:t>
+      </w:r>
+    </w:p>
+    <w:p>
+      <w:pPr>
+        <w:rPr>
+          <w:b/>
+          <w:bCs/>
+        </w:rPr>
+      </w:pPr>
+    </w:p>
+    <w:p>
+      <w:pPr>
+        <w:rPr>
+          <w:b/>
+          <w:bCs/>
+        </w:rPr>
+      </w:pPr>
+      <w:r>
+        <w:rPr>
+          <w:b/>
+          <w:bCs/>
+        </w:rPr>
+        <w:t>### Building Access Card and Biometric Enrollment</w:t>
+      </w:r>
+    </w:p>
+    <w:p>
+      <w:pPr>
+        <w:rPr>
+          <w:b/>
+          <w:bCs/>
+        </w:rPr>
+      </w:pPr>
+      <w:r>
+        <w:rPr>
+          <w:b/>
+          <w:bCs/>
+        </w:rPr>
+        <w:t>For office access, you will be issued a physical ID card (badge) on your first day at the local facility. You will also undergo biometric enrollment (fingerprint or facial recognition) at the security desk to grant you access to specific floors and secure client working areas based on your project assignment.</w:t>
+      </w:r>
+    </w:p>
+    <w:p>
+      <w:pPr>
+        <w:rPr>
+          <w:b/>
+          <w:bCs/>
+        </w:rPr>
+      </w:pPr>
+    </w:p>
+    <w:p>
+      <w:pPr>
+        <w:rPr>
+          <w:b/>
+          <w:bCs/>
+        </w:rPr>
+      </w:pPr>
+      <w:r>
+        <w:rPr>
+          <w:b/>
+          <w:bCs/>
+        </w:rPr>
+        <w:t>### Printer Access Setup</w:t>
+      </w:r>
+    </w:p>
+    <w:p>
+      <w:pPr>
+        <w:rPr>
+          <w:b/>
+          <w:bCs/>
+        </w:rPr>
+      </w:pPr>
+      <w:r>
+        <w:rPr>
+          <w:b/>
+          <w:bCs/>
+        </w:rPr>
+        <w:t>Your access card is also used for secure "Follow-Me" printing. Once you swipe your card at any network printer, it associates your badge with your printing profile.</w:t>
+      </w:r>
+    </w:p>
+    <w:p>
+      <w:pPr>
+        <w:rPr>
+          <w:b/>
+          <w:bCs/>
+        </w:rPr>
+      </w:pPr>
+    </w:p>
+    <w:p>
+      <w:pPr>
+        <w:rPr>
+          <w:b/>
+          <w:bCs/>
+        </w:rPr>
+      </w:pPr>
+      <w:r>
+        <w:rPr>
+          <w:b/>
+          <w:bCs/>
+        </w:rPr>
         <w:lastRenderedPageBreak/>
-        <w:t>Network connectivity issue</w:t>
-      </w:r>
-    </w:p>
-    <w:p>
-      <w:r>
-        <w:t>Solution:</w:t>
-      </w:r>
-    </w:p>
-    <w:p>
-      <w:pPr>
-        <w:numPr>
-          <w:ilvl w:val="0"/>
-          <w:numId w:val="12"/>
-        </w:numPr>
-      </w:pPr>
-      <w:r>
-        <w:t>Reset password</w:t>
-      </w:r>
-    </w:p>
-    <w:p>
-      <w:pPr>
-        <w:numPr>
-          <w:ilvl w:val="0"/>
-          <w:numId w:val="12"/>
-        </w:numPr>
-      </w:pPr>
-      <w:r>
-        <w:t>Contact IT Helpdesk</w:t>
-      </w:r>
-    </w:p>
-    <w:p>
-      <w:pPr>
-        <w:numPr>
-          <w:ilvl w:val="0"/>
-          <w:numId w:val="12"/>
-        </w:numPr>
-      </w:pPr>
-      <w:r>
-        <w:t>Verify internet connection</w:t>
-      </w:r>
-    </w:p>
-    <w:p>
-      <w:r>
-        <w:pict w14:anchorId="38EAA5D0">
-          <v:rect id="_x0000_i1110" style="width:0;height:1.5pt" o:hralign="center" o:hrstd="t" o:hr="t" fillcolor="#a0a0a0" stroked="f"/>
-        </w:pict>
-      </w:r>
-    </w:p>
-    <w:p>
-      <w:pPr>
-        <w:rPr>
-          <w:b/>
-          <w:bCs/>
-        </w:rPr>
-      </w:pPr>
-      <w:r>
-        <w:rPr>
-          <w:b/>
-          <w:bCs/>
-        </w:rPr>
-        <w:t>Software Installation Failure</w:t>
-      </w:r>
-    </w:p>
-    <w:p>
-      <w:r>
-        <w:t>Possible causes:</w:t>
-      </w:r>
-    </w:p>
-    <w:p>
-      <w:pPr>
-        <w:numPr>
-          <w:ilvl w:val="0"/>
-          <w:numId w:val="13"/>
-        </w:numPr>
-      </w:pPr>
-      <w:r>
-        <w:t>Missing permissions</w:t>
-      </w:r>
-    </w:p>
-    <w:p>
-      <w:pPr>
-        <w:numPr>
-          <w:ilvl w:val="0"/>
-          <w:numId w:val="13"/>
-        </w:numPr>
-      </w:pPr>
-      <w:r>
-        <w:t>Low disk space</w:t>
-      </w:r>
-    </w:p>
-    <w:p>
-      <w:pPr>
-        <w:numPr>
-          <w:ilvl w:val="0"/>
-          <w:numId w:val="13"/>
-        </w:numPr>
-      </w:pPr>
-      <w:r>
-        <w:t>Administrative approval pending</w:t>
-      </w:r>
-    </w:p>
-    <w:p>
-      <w:r>
-        <w:t>Solution:</w:t>
-      </w:r>
-    </w:p>
-    <w:p>
-      <w:pPr>
-        <w:numPr>
-          <w:ilvl w:val="0"/>
-          <w:numId w:val="14"/>
-        </w:numPr>
-      </w:pPr>
-      <w:r>
-        <w:t>Restart the system</w:t>
-      </w:r>
-    </w:p>
-    <w:p>
-      <w:pPr>
-        <w:numPr>
-          <w:ilvl w:val="0"/>
-          <w:numId w:val="14"/>
-        </w:numPr>
-      </w:pPr>
-      <w:r>
-        <w:t>Verify storage availability</w:t>
-      </w:r>
-    </w:p>
-    <w:p>
-      <w:pPr>
-        <w:numPr>
-          <w:ilvl w:val="0"/>
-          <w:numId w:val="14"/>
-        </w:numPr>
-      </w:pPr>
-      <w:r>
-        <w:t>Contact IT Support</w:t>
-      </w:r>
-    </w:p>
-    <w:p>
-      <w:r>
-        <w:pict w14:anchorId="1CE7E2D9">
-          <v:rect id="_x0000_i1111" style="width:0;height:1.5pt" o:hralign="center" o:hrstd="t" o:hr="t" fillcolor="#a0a0a0" stroked="f"/>
-        </w:pict>
-      </w:r>
-    </w:p>
-    <w:p>
-      <w:pPr>
-        <w:rPr>
-          <w:b/>
-          <w:bCs/>
-        </w:rPr>
-      </w:pPr>
-      <w:r>
-        <w:rPr>
-          <w:b/>
-          <w:bCs/>
-        </w:rPr>
-        <w:t>VPN Connection Failure</w:t>
-      </w:r>
-    </w:p>
-    <w:p>
-      <w:r>
-        <w:t>Possible causes:</w:t>
-      </w:r>
-    </w:p>
-    <w:p>
-      <w:pPr>
-        <w:numPr>
-          <w:ilvl w:val="0"/>
-          <w:numId w:val="15"/>
-        </w:numPr>
-      </w:pPr>
-      <w:r>
-        <w:t>Incorrect credentials</w:t>
-      </w:r>
-    </w:p>
-    <w:p>
-      <w:pPr>
-        <w:numPr>
-          <w:ilvl w:val="0"/>
-          <w:numId w:val="15"/>
-        </w:numPr>
-      </w:pPr>
-      <w:r>
-        <w:t>Network issues</w:t>
-      </w:r>
-    </w:p>
-    <w:p>
-      <w:pPr>
-        <w:numPr>
-          <w:ilvl w:val="0"/>
-          <w:numId w:val="15"/>
-        </w:numPr>
-      </w:pPr>
-      <w:r>
-        <w:t>Expired password</w:t>
-      </w:r>
-    </w:p>
-    <w:p>
-      <w:r>
-        <w:t>Solution:</w:t>
-      </w:r>
-    </w:p>
-    <w:p>
-      <w:pPr>
-        <w:numPr>
-          <w:ilvl w:val="0"/>
-          <w:numId w:val="16"/>
-        </w:numPr>
-      </w:pPr>
-      <w:r>
-        <w:t>Verify credentials</w:t>
-      </w:r>
-    </w:p>
-    <w:p>
-      <w:pPr>
-        <w:numPr>
-          <w:ilvl w:val="0"/>
-          <w:numId w:val="16"/>
-        </w:numPr>
-      </w:pPr>
-      <w:r>
-        <w:t>Reset password</w:t>
-      </w:r>
-    </w:p>
-    <w:p>
-      <w:pPr>
-        <w:numPr>
-          <w:ilvl w:val="0"/>
-          <w:numId w:val="16"/>
-        </w:numPr>
-      </w:pPr>
-      <w:r>
-        <w:t>Restart VPN client</w:t>
-      </w:r>
-    </w:p>
-    <w:p>
-      <w:r>
-        <w:pict w14:anchorId="06F660D9">
-          <v:rect id="_x0000_i1112" style="width:0;height:1.5pt" o:hralign="center" o:hrstd="t" o:hr="t" fillcolor="#a0a0a0" stroked="f"/>
-        </w:pict>
-      </w:r>
-    </w:p>
-    <w:p>
-      <w:pPr>
-        <w:rPr>
-          <w:b/>
-          <w:bCs/>
-        </w:rPr>
-      </w:pPr>
-      <w:r>
-        <w:rPr>
-          <w:b/>
-          <w:bCs/>
-        </w:rPr>
-        <w:t>Helpdesk Contact Details</w:t>
-      </w:r>
-    </w:p>
-    <w:p>
-      <w:pPr>
-        <w:rPr>
-          <w:b/>
-          <w:bCs/>
-        </w:rPr>
-      </w:pPr>
-      <w:r>
-        <w:rPr>
-          <w:b/>
-          <w:bCs/>
-        </w:rPr>
-        <w:t>IT Helpdesk</w:t>
-      </w:r>
-    </w:p>
-    <w:p>
-      <w:r>
+        <w:t>### Wi-Fi Connectivity</w:t>
+      </w:r>
+    </w:p>
+    <w:p>
+      <w:pPr>
+        <w:rPr>
+          <w:b/>
+          <w:bCs/>
+        </w:rPr>
+      </w:pPr>
+      <w:r>
+        <w:rPr>
+          <w:b/>
+          <w:bCs/>
+        </w:rPr>
+        <w:t>When in a Cognizant facility, your laptop should automatically connect to the `CTS-CORP` Wi-Fi network using certificate-based authentication. If prompted, select "Connect" and do not enter manual credentials unless instructed by IT.</w:t>
+      </w:r>
+    </w:p>
+    <w:p>
+      <w:pPr>
+        <w:rPr>
+          <w:b/>
+          <w:bCs/>
+        </w:rPr>
+      </w:pPr>
+    </w:p>
+    <w:p>
+      <w:pPr>
+        <w:rPr>
+          <w:b/>
+          <w:bCs/>
+        </w:rPr>
+      </w:pPr>
+      <w:r>
+        <w:rPr>
+          <w:b/>
+          <w:bCs/>
+        </w:rPr>
+        <w:t>---</w:t>
+      </w:r>
+    </w:p>
+    <w:p>
+      <w:pPr>
+        <w:rPr>
+          <w:b/>
+          <w:bCs/>
+        </w:rPr>
+      </w:pPr>
+    </w:p>
+    <w:p>
+      <w:pPr>
+        <w:rPr>
+          <w:b/>
+          <w:bCs/>
+        </w:rPr>
+      </w:pPr>
+      <w:r>
+        <w:rPr>
+          <w:b/>
+          <w:bCs/>
+        </w:rPr>
+        <w:t>## 4. OneITSM Portal</w:t>
+      </w:r>
+    </w:p>
+    <w:p>
+      <w:pPr>
+        <w:rPr>
+          <w:b/>
+          <w:bCs/>
+        </w:rPr>
+      </w:pPr>
+    </w:p>
+    <w:p>
+      <w:pPr>
+        <w:rPr>
+          <w:b/>
+          <w:bCs/>
+        </w:rPr>
+      </w:pPr>
+      <w:r>
+        <w:rPr>
+          <w:b/>
+          <w:bCs/>
+        </w:rPr>
+        <w:t>The OneITSM portal (oneitsm.cognizant.com) is your centralized platform for all IT service requests, incident reporting, and knowledge base articles.</w:t>
+      </w:r>
+    </w:p>
+    <w:p>
+      <w:pPr>
+        <w:rPr>
+          <w:b/>
+          <w:bCs/>
+        </w:rPr>
+      </w:pPr>
+    </w:p>
+    <w:p>
+      <w:pPr>
+        <w:rPr>
+          <w:b/>
+          <w:bCs/>
+        </w:rPr>
+      </w:pPr>
+      <w:r>
+        <w:rPr>
+          <w:b/>
+          <w:bCs/>
+        </w:rPr>
+        <w:t>### Accessing the Portal</w:t>
+      </w:r>
+    </w:p>
+    <w:p>
+      <w:pPr>
+        <w:rPr>
+          <w:b/>
+          <w:bCs/>
+        </w:rPr>
+      </w:pPr>
+      <w:r>
+        <w:rPr>
+          <w:b/>
+          <w:bCs/>
+        </w:rPr>
+        <w:t>Navigate to `https://oneitsm.cognizant.com` and log in using your single sign-on (SSO) credentials.</w:t>
+      </w:r>
+    </w:p>
+    <w:p>
+      <w:pPr>
+        <w:rPr>
+          <w:b/>
+          <w:bCs/>
+        </w:rPr>
+      </w:pPr>
+    </w:p>
+    <w:p>
+      <w:pPr>
+        <w:rPr>
+          <w:b/>
+          <w:bCs/>
+        </w:rPr>
+      </w:pPr>
+      <w:r>
+        <w:rPr>
+          <w:b/>
+          <w:bCs/>
+        </w:rPr>
+        <w:t>### Categories of Requests</w:t>
+      </w:r>
+    </w:p>
+    <w:p>
+      <w:pPr>
+        <w:rPr>
+          <w:b/>
+          <w:bCs/>
+        </w:rPr>
+      </w:pPr>
+      <w:r>
+        <w:rPr>
+          <w:b/>
+          <w:bCs/>
+        </w:rPr>
+        <w:t>The portal allows you to raise tickets across various categories:</w:t>
+      </w:r>
+    </w:p>
+    <w:p>
+      <w:pPr>
+        <w:rPr>
+          <w:b/>
+          <w:bCs/>
+        </w:rPr>
+      </w:pPr>
+      <w:r>
+        <w:rPr>
+          <w:b/>
+          <w:bCs/>
+        </w:rPr>
+        <w:t>- **Software Installation**: Request specialized software not included in the standard image.</w:t>
+      </w:r>
+    </w:p>
+    <w:p>
+      <w:pPr>
+        <w:rPr>
+          <w:b/>
+          <w:bCs/>
+        </w:rPr>
+      </w:pPr>
+      <w:r>
+        <w:rPr>
+          <w:b/>
+          <w:bCs/>
+        </w:rPr>
+        <w:t>- **Hardware Issue**: Report malfunctioning equipment or request repairs.</w:t>
+      </w:r>
+    </w:p>
+    <w:p>
+      <w:pPr>
+        <w:rPr>
+          <w:b/>
+          <w:bCs/>
+        </w:rPr>
+      </w:pPr>
+      <w:r>
+        <w:rPr>
+          <w:b/>
+          <w:bCs/>
+        </w:rPr>
+        <w:t>- **Access Request**: Request access to specific network drives, applications, or client environments.</w:t>
+      </w:r>
+    </w:p>
+    <w:p>
+      <w:pPr>
+        <w:rPr>
+          <w:b/>
+          <w:bCs/>
+        </w:rPr>
+      </w:pPr>
+      <w:r>
+        <w:rPr>
+          <w:b/>
+          <w:bCs/>
+        </w:rPr>
+        <w:t>- **Network Issue**: Report connectivity problems in the office.</w:t>
+      </w:r>
+    </w:p>
+    <w:p>
+      <w:pPr>
+        <w:rPr>
+          <w:b/>
+          <w:bCs/>
+        </w:rPr>
+      </w:pPr>
+      <w:r>
+        <w:rPr>
+          <w:b/>
+          <w:bCs/>
+        </w:rPr>
+        <w:t>- **VPN Issue**: Report issues with remote connectivity.</w:t>
+      </w:r>
+    </w:p>
+    <w:p>
+      <w:pPr>
+        <w:rPr>
+          <w:b/>
+          <w:bCs/>
+        </w:rPr>
+      </w:pPr>
+    </w:p>
+    <w:p>
+      <w:pPr>
+        <w:rPr>
+          <w:b/>
+          <w:bCs/>
+        </w:rPr>
+      </w:pPr>
+      <w:r>
+        <w:rPr>
+          <w:b/>
+          <w:bCs/>
+        </w:rPr>
+        <w:t>### SLA Timelines</w:t>
+      </w:r>
+    </w:p>
+    <w:p>
+      <w:pPr>
+        <w:rPr>
+          <w:b/>
+          <w:bCs/>
+        </w:rPr>
+      </w:pPr>
+      <w:r>
+        <w:rPr>
+          <w:b/>
+          <w:bCs/>
+        </w:rPr>
+        <w:t>IT tickets are prioritized based on business impact:</w:t>
+      </w:r>
+    </w:p>
+    <w:p>
+      <w:pPr>
+        <w:rPr>
+          <w:b/>
+          <w:bCs/>
+        </w:rPr>
+      </w:pPr>
+      <w:r>
+        <w:rPr>
+          <w:b/>
+          <w:bCs/>
+        </w:rPr>
+        <w:t>- **P1 (Critical)**: Resolution target within 4 hours. (e.g., Entire office network down)</w:t>
+      </w:r>
+    </w:p>
+    <w:p>
+      <w:pPr>
+        <w:rPr>
+          <w:b/>
+          <w:bCs/>
+        </w:rPr>
+      </w:pPr>
+      <w:r>
+        <w:rPr>
+          <w:b/>
+          <w:bCs/>
+        </w:rPr>
         <w:lastRenderedPageBreak/>
-        <w:t>Email: it-helpdesk@company.com</w:t>
-      </w:r>
-    </w:p>
-    <w:p>
-      <w:r>
-        <w:t>Internal Extension: 1234</w:t>
-      </w:r>
-    </w:p>
-    <w:p>
-      <w:r>
-        <w:t>Support Portal: itsupport.company.com</w:t>
-      </w:r>
-    </w:p>
-    <w:p>
-      <w:r>
-        <w:t>Support Hours:</w:t>
-      </w:r>
-    </w:p>
-    <w:p>
-      <w:pPr>
-        <w:numPr>
-          <w:ilvl w:val="0"/>
-          <w:numId w:val="17"/>
-        </w:numPr>
-      </w:pPr>
-      <w:r>
-        <w:t>Monday to Friday</w:t>
-      </w:r>
-    </w:p>
-    <w:p>
-      <w:pPr>
-        <w:numPr>
-          <w:ilvl w:val="0"/>
-          <w:numId w:val="17"/>
-        </w:numPr>
-      </w:pPr>
-      <w:r>
-        <w:t>8:00 AM to 8:00 PM</w:t>
-      </w:r>
-    </w:p>
-    <w:p>
-      <w:pPr>
-        <w:rPr>
-          <w:b/>
-          <w:bCs/>
-        </w:rPr>
-      </w:pPr>
-      <w:r>
-        <w:rPr>
-          <w:b/>
-          <w:bCs/>
-        </w:rPr>
-        <w:t>Emergency Support</w:t>
-      </w:r>
-    </w:p>
-    <w:p>
-      <w:r>
-        <w:t>For critical production or onboarding issues outside business hours, contact the emergency support number provided in the onboarding welcome email.</w:t>
-      </w:r>
-    </w:p>
-    <w:p>
-      <w:r>
-        <w:pict w14:anchorId="34EE1948">
-          <v:rect id="_x0000_i1113" style="width:0;height:1.5pt" o:hralign="center" o:hrstd="t" o:hr="t" fillcolor="#a0a0a0" stroked="f"/>
-        </w:pict>
-      </w:r>
-    </w:p>
-    <w:p>
-      <w:pPr>
-        <w:rPr>
-          <w:b/>
-          <w:bCs/>
-        </w:rPr>
-      </w:pPr>
-      <w:r>
-        <w:rPr>
-          <w:b/>
-          <w:bCs/>
-        </w:rPr>
-        <w:t>Service Level Agreement (SLA)</w:t>
-      </w:r>
-    </w:p>
-    <w:p>
-      <w:r>
-        <w:t>Typical resolution timelines:</w:t>
-      </w:r>
-    </w:p>
-    <w:p>
-      <w:pPr>
-        <w:numPr>
-          <w:ilvl w:val="0"/>
-          <w:numId w:val="18"/>
-        </w:numPr>
-      </w:pPr>
-      <w:r>
-        <w:t>Password Reset: Within 30 minutes</w:t>
-      </w:r>
-    </w:p>
-    <w:p>
-      <w:pPr>
-        <w:numPr>
-          <w:ilvl w:val="0"/>
-          <w:numId w:val="18"/>
-        </w:numPr>
-      </w:pPr>
-      <w:r>
-        <w:t>Software Installation: Within 24 hours</w:t>
-      </w:r>
-    </w:p>
-    <w:p>
-      <w:pPr>
-        <w:numPr>
-          <w:ilvl w:val="0"/>
-          <w:numId w:val="18"/>
-        </w:numPr>
-      </w:pPr>
-      <w:r>
-        <w:t>Access Requests: Within 48 hours</w:t>
-      </w:r>
-    </w:p>
-    <w:p>
-      <w:pPr>
-        <w:numPr>
-          <w:ilvl w:val="0"/>
-          <w:numId w:val="18"/>
-        </w:numPr>
-      </w:pPr>
-      <w:r>
-        <w:t>Hardware Issues: Within 2 business days</w:t>
-      </w:r>
-    </w:p>
-    <w:p>
-      <w:pPr>
-        <w:numPr>
-          <w:ilvl w:val="0"/>
-          <w:numId w:val="18"/>
-        </w:numPr>
-      </w:pPr>
-      <w:r>
-        <w:t>VPN Issues: Within 4 hours</w:t>
-      </w:r>
-    </w:p>
-    <w:p>
-      <w:r>
-        <w:pict w14:anchorId="2D4CBEB1">
-          <v:rect id="_x0000_i1114" style="width:0;height:1.5pt" o:hralign="center" o:hrstd="t" o:hr="t" fillcolor="#a0a0a0" stroked="f"/>
-        </w:pict>
-      </w:r>
-    </w:p>
-    <w:p>
-      <w:pPr>
-        <w:rPr>
-          <w:b/>
-          <w:bCs/>
-        </w:rPr>
-      </w:pPr>
-      <w:r>
-        <w:rPr>
-          <w:b/>
-          <w:bCs/>
-        </w:rPr>
-        <w:t>Best Practices</w:t>
-      </w:r>
-    </w:p>
-    <w:p>
-      <w:pPr>
-        <w:numPr>
-          <w:ilvl w:val="0"/>
-          <w:numId w:val="19"/>
-        </w:numPr>
-      </w:pPr>
-      <w:r>
-        <w:t>Keep your password confidential.</w:t>
-      </w:r>
-    </w:p>
-    <w:p>
-      <w:pPr>
-        <w:numPr>
-          <w:ilvl w:val="0"/>
-          <w:numId w:val="19"/>
-        </w:numPr>
-      </w:pPr>
-      <w:r>
-        <w:t>Lock your workstation when away.</w:t>
-      </w:r>
-    </w:p>
-    <w:p>
-      <w:pPr>
-        <w:numPr>
-          <w:ilvl w:val="0"/>
-          <w:numId w:val="19"/>
-        </w:numPr>
-      </w:pPr>
-      <w:r>
-        <w:t>Use only approved software.</w:t>
-      </w:r>
-    </w:p>
-    <w:p>
-      <w:pPr>
-        <w:numPr>
-          <w:ilvl w:val="0"/>
-          <w:numId w:val="19"/>
-        </w:numPr>
-      </w:pPr>
-      <w:r>
-        <w:t>Connect through VPN when working remotely.</w:t>
-      </w:r>
-    </w:p>
-    <w:p>
-      <w:pPr>
-        <w:numPr>
-          <w:ilvl w:val="0"/>
-          <w:numId w:val="19"/>
-        </w:numPr>
-      </w:pPr>
-      <w:r>
-        <w:t>Report technical issues immediately.</w:t>
-      </w:r>
-    </w:p>
-    <w:p>
-      <w:pPr>
-        <w:numPr>
-          <w:ilvl w:val="0"/>
-          <w:numId w:val="19"/>
-        </w:numPr>
-      </w:pPr>
-      <w:r>
-        <w:t>Raise a ticket for all support requests to ensure proper tracking and resolution.</w:t>
-      </w:r>
-    </w:p>
-    <w:p>
-      <w:r>
-        <w:pict w14:anchorId="743C567A">
-          <v:rect id="_x0000_i1115" style="width:0;height:1.5pt" o:hralign="center" o:hrstd="t" o:hr="t" fillcolor="#a0a0a0" stroked="f"/>
-        </w:pict>
-      </w:r>
-    </w:p>
-    <w:p>
-      <w:pPr>
-        <w:rPr>
-          <w:b/>
-          <w:bCs/>
-        </w:rPr>
-      </w:pPr>
-      <w:r>
-        <w:rPr>
-          <w:b/>
-          <w:bCs/>
-        </w:rPr>
-        <w:t>Additional Resources</w:t>
-      </w:r>
-    </w:p>
-    <w:p>
-      <w:pPr>
-        <w:numPr>
-          <w:ilvl w:val="0"/>
-          <w:numId w:val="20"/>
-        </w:numPr>
-      </w:pPr>
-      <w:r>
-        <w:t>Learning Portal: learningportal.company.com</w:t>
-      </w:r>
-    </w:p>
-    <w:p>
-      <w:pPr>
-        <w:numPr>
-          <w:ilvl w:val="0"/>
-          <w:numId w:val="20"/>
-        </w:numPr>
-      </w:pPr>
-      <w:r>
+        <w:t>- **P2 (High)**: Resolution target within 8 hours. (e.g., VIP user unable to work)</w:t>
+      </w:r>
+    </w:p>
+    <w:p>
+      <w:pPr>
+        <w:rPr>
+          <w:b/>
+          <w:bCs/>
+        </w:rPr>
+      </w:pPr>
+      <w:r>
+        <w:rPr>
+          <w:b/>
+          <w:bCs/>
+        </w:rPr>
+        <w:t>- **P3 (Medium)**: Resolution target within 24 hours. (e.g., Single user software issue)</w:t>
+      </w:r>
+    </w:p>
+    <w:p>
+      <w:pPr>
+        <w:rPr>
+          <w:b/>
+          <w:bCs/>
+        </w:rPr>
+      </w:pPr>
+      <w:r>
+        <w:rPr>
+          <w:b/>
+          <w:bCs/>
+        </w:rPr>
+        <w:t>- **P4 (Low)**: Resolution target within 48 hours. (e.g., Request for non-urgent software)</w:t>
+      </w:r>
+    </w:p>
+    <w:p>
+      <w:pPr>
+        <w:rPr>
+          <w:b/>
+          <w:bCs/>
+        </w:rPr>
+      </w:pPr>
+    </w:p>
+    <w:p>
+      <w:pPr>
+        <w:rPr>
+          <w:b/>
+          <w:bCs/>
+        </w:rPr>
+      </w:pPr>
+      <w:r>
+        <w:rPr>
+          <w:b/>
+          <w:bCs/>
+        </w:rPr>
+        <w:t>### Tracking Ticket Status</w:t>
+      </w:r>
+    </w:p>
+    <w:p>
+      <w:pPr>
+        <w:rPr>
+          <w:b/>
+          <w:bCs/>
+        </w:rPr>
+      </w:pPr>
+      <w:r>
+        <w:rPr>
+          <w:b/>
+          <w:bCs/>
+        </w:rPr>
+        <w:t>You can track the status of your active tickets directly on the OneITSM dashboard under the "My Tickets" section. You will also receive automated email notifications when the status changes.</w:t>
+      </w:r>
+    </w:p>
+    <w:p>
+      <w:pPr>
+        <w:rPr>
+          <w:b/>
+          <w:bCs/>
+        </w:rPr>
+      </w:pPr>
+    </w:p>
+    <w:p>
+      <w:pPr>
+        <w:rPr>
+          <w:b/>
+          <w:bCs/>
+        </w:rPr>
+      </w:pPr>
+      <w:r>
+        <w:rPr>
+          <w:b/>
+          <w:bCs/>
+        </w:rPr>
+        <w:t>---</w:t>
+      </w:r>
+    </w:p>
+    <w:p>
+      <w:pPr>
+        <w:rPr>
+          <w:b/>
+          <w:bCs/>
+        </w:rPr>
+      </w:pPr>
+    </w:p>
+    <w:p>
+      <w:pPr>
+        <w:rPr>
+          <w:b/>
+          <w:bCs/>
+        </w:rPr>
+      </w:pPr>
+      <w:r>
+        <w:rPr>
+          <w:b/>
+          <w:bCs/>
+        </w:rPr>
+        <w:t>## 5. Software and Tools</w:t>
+      </w:r>
+    </w:p>
+    <w:p>
+      <w:pPr>
+        <w:rPr>
+          <w:b/>
+          <w:bCs/>
+        </w:rPr>
+      </w:pPr>
+    </w:p>
+    <w:p>
+      <w:pPr>
+        <w:rPr>
+          <w:b/>
+          <w:bCs/>
+        </w:rPr>
+      </w:pPr>
+      <w:r>
+        <w:rPr>
+          <w:b/>
+          <w:bCs/>
+        </w:rPr>
+        <w:t>Cognizant provides a robust suite of software to support your productivity.</w:t>
+      </w:r>
+    </w:p>
+    <w:p>
+      <w:pPr>
+        <w:rPr>
+          <w:b/>
+          <w:bCs/>
+        </w:rPr>
+      </w:pPr>
+    </w:p>
+    <w:p>
+      <w:pPr>
+        <w:rPr>
+          <w:b/>
+          <w:bCs/>
+        </w:rPr>
+      </w:pPr>
+      <w:r>
+        <w:rPr>
+          <w:b/>
+          <w:bCs/>
+        </w:rPr>
+        <w:t>### Standard Software Package</w:t>
+      </w:r>
+    </w:p>
+    <w:p>
+      <w:pPr>
+        <w:rPr>
+          <w:b/>
+          <w:bCs/>
+        </w:rPr>
+      </w:pPr>
+      <w:r>
+        <w:rPr>
+          <w:b/>
+          <w:bCs/>
+        </w:rPr>
+        <w:t>All corporate laptops come pre-installed with:</w:t>
+      </w:r>
+    </w:p>
+    <w:p>
+      <w:pPr>
+        <w:rPr>
+          <w:b/>
+          <w:bCs/>
+        </w:rPr>
+      </w:pPr>
+      <w:r>
+        <w:rPr>
+          <w:b/>
+          <w:bCs/>
+        </w:rPr>
+        <w:t>- Microsoft 365 Suite (Word, Excel, PowerPoint)</w:t>
+      </w:r>
+    </w:p>
+    <w:p>
+      <w:pPr>
+        <w:rPr>
+          <w:b/>
+          <w:bCs/>
+        </w:rPr>
+      </w:pPr>
+      <w:r>
+        <w:rPr>
+          <w:b/>
+          <w:bCs/>
+        </w:rPr>
+        <w:t>- Microsoft Teams, Outlook, OneDrive, SharePoint</w:t>
+      </w:r>
+    </w:p>
+    <w:p>
+      <w:pPr>
+        <w:rPr>
+          <w:b/>
+          <w:bCs/>
+        </w:rPr>
+      </w:pPr>
+      <w:r>
+        <w:rPr>
+          <w:b/>
+          <w:bCs/>
+        </w:rPr>
+        <w:t>- Visual Studio Code</w:t>
+      </w:r>
+    </w:p>
+    <w:p>
+      <w:pPr>
+        <w:rPr>
+          <w:b/>
+          <w:bCs/>
+        </w:rPr>
+      </w:pPr>
+      <w:r>
+        <w:rPr>
+          <w:b/>
+          <w:bCs/>
+        </w:rPr>
+        <w:t>- IntelliJ IDEA, Eclipse</w:t>
+      </w:r>
+    </w:p>
+    <w:p>
+      <w:pPr>
+        <w:rPr>
+          <w:b/>
+          <w:bCs/>
+        </w:rPr>
+      </w:pPr>
+      <w:r>
+        <w:rPr>
+          <w:b/>
+          <w:bCs/>
+        </w:rPr>
+        <w:t>- Postman</w:t>
+      </w:r>
+    </w:p>
+    <w:p>
+      <w:pPr>
+        <w:rPr>
+          <w:b/>
+          <w:bCs/>
+        </w:rPr>
+      </w:pPr>
+      <w:r>
+        <w:rPr>
+          <w:b/>
+          <w:bCs/>
+        </w:rPr>
+        <w:t>- Git</w:t>
+      </w:r>
+    </w:p>
+    <w:p>
+      <w:pPr>
+        <w:rPr>
+          <w:b/>
+          <w:bCs/>
+        </w:rPr>
+      </w:pPr>
+      <w:r>
+        <w:rPr>
+          <w:b/>
+          <w:bCs/>
+        </w:rPr>
+        <w:t>- Jira and Confluence (Accessible via web)</w:t>
+      </w:r>
+    </w:p>
+    <w:p>
+      <w:pPr>
+        <w:rPr>
+          <w:b/>
+          <w:bCs/>
+        </w:rPr>
+      </w:pPr>
+    </w:p>
+    <w:p>
+      <w:pPr>
+        <w:rPr>
+          <w:b/>
+          <w:bCs/>
+        </w:rPr>
+      </w:pPr>
+      <w:r>
+        <w:rPr>
+          <w:b/>
+          <w:bCs/>
+        </w:rPr>
+        <w:t>### Requesting Additional Software</w:t>
+      </w:r>
+    </w:p>
+    <w:p>
+      <w:pPr>
+        <w:rPr>
+          <w:b/>
+          <w:bCs/>
+        </w:rPr>
+      </w:pPr>
+      <w:r>
+        <w:rPr>
+          <w:b/>
+          <w:bCs/>
+        </w:rPr>
         <w:lastRenderedPageBreak/>
-        <w:t>HR Portal: hrportal.company.com</w:t>
-      </w:r>
-    </w:p>
-    <w:p>
-      <w:pPr>
-        <w:numPr>
-          <w:ilvl w:val="0"/>
-          <w:numId w:val="20"/>
-        </w:numPr>
-      </w:pPr>
-      <w:r>
-        <w:t>IT Support Portal: itsupport.company.com</w:t>
-      </w:r>
-    </w:p>
-    <w:p>
-      <w:pPr>
-        <w:numPr>
-          <w:ilvl w:val="0"/>
-          <w:numId w:val="20"/>
-        </w:numPr>
-      </w:pPr>
-      <w:r>
-        <w:t>Company Email: mail.company.com</w:t>
-      </w:r>
-    </w:p>
-    <w:p>
-      <w:r>
-        <w:t xml:space="preserve">This guide helps new </w:t>
-      </w:r>
-      <w:proofErr w:type="gramStart"/>
-      <w:r>
-        <w:t>joiners</w:t>
-      </w:r>
-      <w:proofErr w:type="gramEnd"/>
-      <w:r>
-        <w:t xml:space="preserve"> complete essential technical setup activities and obtain support during the onboarding process.</w:t>
-      </w:r>
-    </w:p>
-    <w:p/>
+        <w:t>If your project requires software not in the standard package, navigate to OneITSM -&gt; Service Catalog -&gt; Software Requests. Search for the required application and submit a request.</w:t>
+      </w:r>
+    </w:p>
+    <w:p>
+      <w:pPr>
+        <w:rPr>
+          <w:b/>
+          <w:bCs/>
+        </w:rPr>
+      </w:pPr>
+    </w:p>
+    <w:p>
+      <w:pPr>
+        <w:rPr>
+          <w:b/>
+          <w:bCs/>
+        </w:rPr>
+      </w:pPr>
+      <w:r>
+        <w:rPr>
+          <w:b/>
+          <w:bCs/>
+        </w:rPr>
+        <w:t>### Software Approval Process</w:t>
+      </w:r>
+    </w:p>
+    <w:p>
+      <w:pPr>
+        <w:rPr>
+          <w:b/>
+          <w:bCs/>
+        </w:rPr>
+      </w:pPr>
+      <w:r>
+        <w:rPr>
+          <w:b/>
+          <w:bCs/>
+        </w:rPr>
+        <w:t>Software requests typically require approval from your manager. For licensed software with associated costs, additional approval from your project's financial controller may be necessary. Once approved, the software will be pushed to your machine automatically via Software Center (Windows) or Jamf (Mac).</w:t>
+      </w:r>
+    </w:p>
+    <w:p>
+      <w:pPr>
+        <w:rPr>
+          <w:b/>
+          <w:bCs/>
+        </w:rPr>
+      </w:pPr>
+    </w:p>
+    <w:p>
+      <w:pPr>
+        <w:rPr>
+          <w:b/>
+          <w:bCs/>
+        </w:rPr>
+      </w:pPr>
+      <w:r>
+        <w:rPr>
+          <w:b/>
+          <w:bCs/>
+        </w:rPr>
+        <w:t>### Restricted and Prohibited Software</w:t>
+      </w:r>
+    </w:p>
+    <w:p>
+      <w:pPr>
+        <w:rPr>
+          <w:b/>
+          <w:bCs/>
+        </w:rPr>
+      </w:pPr>
+      <w:r>
+        <w:rPr>
+          <w:b/>
+          <w:bCs/>
+        </w:rPr>
+        <w:t>Unauthorized installation of software is strictly prohibited. Peer-to-peer file sharing clients, unapproved cloud storage apps (e.g., personal Dropbox), and unauthorized remote desktop tools (e.g., TeamViewer) are blocked by our endpoint security policies. Attempting to bypass these blocks will result in a security incident.</w:t>
+      </w:r>
+    </w:p>
+    <w:p>
+      <w:pPr>
+        <w:rPr>
+          <w:b/>
+          <w:bCs/>
+        </w:rPr>
+      </w:pPr>
+    </w:p>
+    <w:p>
+      <w:pPr>
+        <w:rPr>
+          <w:b/>
+          <w:bCs/>
+        </w:rPr>
+      </w:pPr>
+      <w:r>
+        <w:rPr>
+          <w:b/>
+          <w:bCs/>
+        </w:rPr>
+        <w:t>---</w:t>
+      </w:r>
+    </w:p>
+    <w:p>
+      <w:pPr>
+        <w:rPr>
+          <w:b/>
+          <w:bCs/>
+        </w:rPr>
+      </w:pPr>
+    </w:p>
+    <w:p>
+      <w:pPr>
+        <w:rPr>
+          <w:b/>
+          <w:bCs/>
+        </w:rPr>
+      </w:pPr>
+      <w:r>
+        <w:rPr>
+          <w:b/>
+          <w:bCs/>
+        </w:rPr>
+        <w:t>## 6. VPN and Remote Access</w:t>
+      </w:r>
+    </w:p>
+    <w:p>
+      <w:pPr>
+        <w:rPr>
+          <w:b/>
+          <w:bCs/>
+        </w:rPr>
+      </w:pPr>
+    </w:p>
+    <w:p>
+      <w:pPr>
+        <w:rPr>
+          <w:b/>
+          <w:bCs/>
+        </w:rPr>
+      </w:pPr>
+      <w:r>
+        <w:rPr>
+          <w:b/>
+          <w:bCs/>
+        </w:rPr>
+        <w:t>When working outside a Cognizant office, you must use the VPN to access internal resources.</w:t>
+      </w:r>
+    </w:p>
+    <w:p>
+      <w:pPr>
+        <w:rPr>
+          <w:b/>
+          <w:bCs/>
+        </w:rPr>
+      </w:pPr>
+    </w:p>
+    <w:p>
+      <w:pPr>
+        <w:rPr>
+          <w:b/>
+          <w:bCs/>
+        </w:rPr>
+      </w:pPr>
+      <w:r>
+        <w:rPr>
+          <w:b/>
+          <w:bCs/>
+        </w:rPr>
+        <w:t>### Cisco AnyConnect Setup Guide</w:t>
+      </w:r>
+    </w:p>
+    <w:p>
+      <w:pPr>
+        <w:rPr>
+          <w:b/>
+          <w:bCs/>
+        </w:rPr>
+      </w:pPr>
+      <w:r>
+        <w:rPr>
+          <w:b/>
+          <w:bCs/>
+        </w:rPr>
+        <w:t>1. Launch Cisco AnyConnect Secure Mobility Client.</w:t>
+      </w:r>
+    </w:p>
+    <w:p>
+      <w:pPr>
+        <w:rPr>
+          <w:b/>
+          <w:bCs/>
+        </w:rPr>
+      </w:pPr>
+      <w:r>
+        <w:rPr>
+          <w:b/>
+          <w:bCs/>
+        </w:rPr>
+        <w:t>2. Enter the gateway address appropriate for your region (e.g., `vpn-amer.cognizant.com`, `vpn-apac.cognizant.com`, `vpn-emea.cognizant.com`).</w:t>
+      </w:r>
+    </w:p>
+    <w:p>
+      <w:pPr>
+        <w:rPr>
+          <w:b/>
+          <w:bCs/>
+        </w:rPr>
+      </w:pPr>
+      <w:r>
+        <w:rPr>
+          <w:b/>
+          <w:bCs/>
+        </w:rPr>
+        <w:t>3. Click Connect.</w:t>
+      </w:r>
+    </w:p>
+    <w:p>
+      <w:pPr>
+        <w:rPr>
+          <w:b/>
+          <w:bCs/>
+        </w:rPr>
+      </w:pPr>
+      <w:r>
+        <w:rPr>
+          <w:b/>
+          <w:bCs/>
+        </w:rPr>
+        <w:t>4. Enter your CIS ID and password.</w:t>
+      </w:r>
+    </w:p>
+    <w:p>
+      <w:pPr>
+        <w:rPr>
+          <w:b/>
+          <w:bCs/>
+        </w:rPr>
+      </w:pPr>
+      <w:r>
+        <w:rPr>
+          <w:b/>
+          <w:bCs/>
+        </w:rPr>
+        <w:t>5. Approve the authentication request on your Microsoft Authenticator app.</w:t>
+      </w:r>
+    </w:p>
+    <w:p>
+      <w:pPr>
+        <w:rPr>
+          <w:b/>
+          <w:bCs/>
+        </w:rPr>
+      </w:pPr>
+    </w:p>
+    <w:p>
+      <w:pPr>
+        <w:rPr>
+          <w:b/>
+          <w:bCs/>
+        </w:rPr>
+      </w:pPr>
+      <w:r>
+        <w:rPr>
+          <w:b/>
+          <w:bCs/>
+        </w:rPr>
+        <w:t>### VPN Profiles</w:t>
+      </w:r>
+    </w:p>
+    <w:p>
+      <w:pPr>
+        <w:rPr>
+          <w:b/>
+          <w:bCs/>
+        </w:rPr>
+      </w:pPr>
+      <w:r>
+        <w:rPr>
+          <w:b/>
+          <w:bCs/>
+        </w:rPr>
+        <w:t>- **Split Tunnel**: Routes only internal Cognizant traffic through the VPN. Internet traffic goes directly to your ISP. This is the default setting for optimal performance.</w:t>
+      </w:r>
+    </w:p>
+    <w:p>
+      <w:pPr>
+        <w:rPr>
+          <w:b/>
+          <w:bCs/>
+        </w:rPr>
+      </w:pPr>
+      <w:r>
+        <w:rPr>
+          <w:b/>
+          <w:bCs/>
+        </w:rPr>
+        <w:t>- **Full Tunnel**: Routes all traffic (internal and internet) through the Cognizant network. This is required for specific high-security client projects.</w:t>
+      </w:r>
+    </w:p>
+    <w:p>
+      <w:pPr>
+        <w:rPr>
+          <w:b/>
+          <w:bCs/>
+        </w:rPr>
+      </w:pPr>
+    </w:p>
+    <w:p>
+      <w:pPr>
+        <w:rPr>
+          <w:b/>
+          <w:bCs/>
+        </w:rPr>
+      </w:pPr>
+      <w:r>
+        <w:rPr>
+          <w:b/>
+          <w:bCs/>
+        </w:rPr>
+        <w:t>### Troubleshooting VPN</w:t>
+      </w:r>
+    </w:p>
+    <w:p>
+      <w:pPr>
+        <w:rPr>
+          <w:b/>
+          <w:bCs/>
+        </w:rPr>
+      </w:pPr>
+      <w:r>
+        <w:rPr>
+          <w:b/>
+          <w:bCs/>
+        </w:rPr>
+        <w:t>- Ensure you have a stable internet connection.</w:t>
+      </w:r>
+    </w:p>
+    <w:p>
+      <w:pPr>
+        <w:rPr>
+          <w:b/>
+          <w:bCs/>
+        </w:rPr>
+      </w:pPr>
+      <w:r>
+        <w:rPr>
+          <w:b/>
+          <w:bCs/>
+        </w:rPr>
+        <w:t>- Verify your password is not expired.</w:t>
+      </w:r>
+    </w:p>
+    <w:p>
+      <w:pPr>
+        <w:rPr>
+          <w:b/>
+          <w:bCs/>
+        </w:rPr>
+      </w:pPr>
+      <w:r>
+        <w:rPr>
+          <w:b/>
+          <w:bCs/>
+        </w:rPr>
+        <w:t>- Check that your MFA app is receiving notifications.</w:t>
+      </w:r>
+    </w:p>
+    <w:p>
+      <w:pPr>
+        <w:rPr>
+          <w:b/>
+          <w:bCs/>
+        </w:rPr>
+      </w:pPr>
+      <w:r>
+        <w:rPr>
+          <w:b/>
+          <w:bCs/>
+        </w:rPr>
+        <w:t>- If the client crashes, restart your computer and try again.</w:t>
+      </w:r>
+    </w:p>
+    <w:p>
+      <w:pPr>
+        <w:rPr>
+          <w:b/>
+          <w:bCs/>
+        </w:rPr>
+      </w:pPr>
+    </w:p>
+    <w:p>
+      <w:pPr>
+        <w:rPr>
+          <w:b/>
+          <w:bCs/>
+        </w:rPr>
+      </w:pPr>
+      <w:r>
+        <w:rPr>
+          <w:b/>
+          <w:bCs/>
+        </w:rPr>
+        <w:t>### VPN Usage Policy</w:t>
+      </w:r>
+    </w:p>
+    <w:p>
+      <w:pPr>
+        <w:rPr>
+          <w:b/>
+          <w:bCs/>
+        </w:rPr>
+      </w:pPr>
+      <w:r>
+        <w:rPr>
+          <w:b/>
+          <w:bCs/>
+        </w:rPr>
+        <w:t>Connecting to the VPN is mandatory when performing any work remotely to ensure compliance with our security standards.</w:t>
+      </w:r>
+    </w:p>
+    <w:p>
+      <w:pPr>
+        <w:rPr>
+          <w:b/>
+          <w:bCs/>
+        </w:rPr>
+      </w:pPr>
+    </w:p>
+    <w:p>
+      <w:pPr>
+        <w:rPr>
+          <w:b/>
+          <w:bCs/>
+        </w:rPr>
+      </w:pPr>
+      <w:r>
+        <w:rPr>
+          <w:b/>
+          <w:bCs/>
+        </w:rPr>
+        <w:t>---</w:t>
+      </w:r>
+    </w:p>
+    <w:p>
+      <w:pPr>
+        <w:rPr>
+          <w:b/>
+          <w:bCs/>
+        </w:rPr>
+      </w:pPr>
+    </w:p>
+    <w:p>
+      <w:pPr>
+        <w:rPr>
+          <w:b/>
+          <w:bCs/>
+        </w:rPr>
+      </w:pPr>
+      <w:r>
+        <w:rPr>
+          <w:b/>
+          <w:bCs/>
+        </w:rPr>
+        <w:t>## 7. Email and Communication</w:t>
+      </w:r>
+    </w:p>
+    <w:p>
+      <w:pPr>
+        <w:rPr>
+          <w:b/>
+          <w:bCs/>
+        </w:rPr>
+      </w:pPr>
+    </w:p>
+    <w:p>
+      <w:pPr>
+        <w:rPr>
+          <w:b/>
+          <w:bCs/>
+        </w:rPr>
+      </w:pPr>
+      <w:r>
+        <w:rPr>
+          <w:b/>
+          <w:bCs/>
+        </w:rPr>
+        <w:t>Effective communication is critical for our global operations.</w:t>
+      </w:r>
+    </w:p>
+    <w:p>
+      <w:pPr>
+        <w:rPr>
+          <w:b/>
+          <w:bCs/>
+        </w:rPr>
+      </w:pPr>
+    </w:p>
+    <w:p>
+      <w:pPr>
+        <w:rPr>
+          <w:b/>
+          <w:bCs/>
+        </w:rPr>
+      </w:pPr>
+      <w:r>
+        <w:rPr>
+          <w:b/>
+          <w:bCs/>
+        </w:rPr>
+        <w:t>### Outlook Email Setup</w:t>
+      </w:r>
+    </w:p>
+    <w:p>
+      <w:pPr>
+        <w:rPr>
+          <w:b/>
+          <w:bCs/>
+        </w:rPr>
+      </w:pPr>
+      <w:r>
+        <w:rPr>
+          <w:b/>
+          <w:bCs/>
+        </w:rPr>
+        <w:t>Outlook is pre-configured. Ensure your mailbox size stays within the designated quota (typically 50GB) by archiving old emails.</w:t>
+      </w:r>
+    </w:p>
+    <w:p>
+      <w:pPr>
+        <w:rPr>
+          <w:b/>
+          <w:bCs/>
+        </w:rPr>
+      </w:pPr>
+    </w:p>
+    <w:p>
+      <w:pPr>
+        <w:rPr>
+          <w:b/>
+          <w:bCs/>
+        </w:rPr>
+      </w:pPr>
+      <w:r>
+        <w:rPr>
+          <w:b/>
+          <w:bCs/>
+        </w:rPr>
+        <w:t>### Email Signature Format</w:t>
+      </w:r>
+    </w:p>
+    <w:p>
+      <w:pPr>
+        <w:rPr>
+          <w:b/>
+          <w:bCs/>
+        </w:rPr>
+      </w:pPr>
+      <w:r>
+        <w:rPr>
+          <w:b/>
+          <w:bCs/>
+        </w:rPr>
+        <w:t>All employees must use the standard corporate email signature.</w:t>
+      </w:r>
+    </w:p>
+    <w:p>
+      <w:pPr>
+        <w:rPr>
+          <w:b/>
+          <w:bCs/>
+        </w:rPr>
+      </w:pPr>
+      <w:r>
+        <w:rPr>
+          <w:b/>
+          <w:bCs/>
+        </w:rPr>
+        <w:lastRenderedPageBreak/>
+        <w:t>Format:</w:t>
+      </w:r>
+    </w:p>
+    <w:p>
+      <w:pPr>
+        <w:rPr>
+          <w:b/>
+          <w:bCs/>
+        </w:rPr>
+      </w:pPr>
+      <w:r>
+        <w:rPr>
+          <w:b/>
+          <w:bCs/>
+        </w:rPr>
+        <w:t>[Your Name]</w:t>
+      </w:r>
+    </w:p>
+    <w:p>
+      <w:pPr>
+        <w:rPr>
+          <w:b/>
+          <w:bCs/>
+        </w:rPr>
+      </w:pPr>
+      <w:r>
+        <w:rPr>
+          <w:b/>
+          <w:bCs/>
+        </w:rPr>
+        <w:t>[Your Title] | Cognizant</w:t>
+      </w:r>
+    </w:p>
+    <w:p>
+      <w:pPr>
+        <w:rPr>
+          <w:b/>
+          <w:bCs/>
+        </w:rPr>
+      </w:pPr>
+      <w:r>
+        <w:rPr>
+          <w:b/>
+          <w:bCs/>
+        </w:rPr>
+        <w:t>Mobile: [Your Number]</w:t>
+      </w:r>
+    </w:p>
+    <w:p>
+      <w:pPr>
+        <w:rPr>
+          <w:b/>
+          <w:bCs/>
+        </w:rPr>
+      </w:pPr>
+      <w:r>
+        <w:rPr>
+          <w:b/>
+          <w:bCs/>
+        </w:rPr>
+        <w:t>[Cognizant Logo Image]</w:t>
+      </w:r>
+    </w:p>
+    <w:p>
+      <w:pPr>
+        <w:rPr>
+          <w:b/>
+          <w:bCs/>
+        </w:rPr>
+      </w:pPr>
+      <w:r>
+        <w:rPr>
+          <w:b/>
+          <w:bCs/>
+        </w:rPr>
+        <w:t>Confidentiality Notice: ...</w:t>
+      </w:r>
+    </w:p>
+    <w:p>
+      <w:pPr>
+        <w:rPr>
+          <w:b/>
+          <w:bCs/>
+        </w:rPr>
+      </w:pPr>
+    </w:p>
+    <w:p>
+      <w:pPr>
+        <w:rPr>
+          <w:b/>
+          <w:bCs/>
+        </w:rPr>
+      </w:pPr>
+      <w:r>
+        <w:rPr>
+          <w:b/>
+          <w:bCs/>
+        </w:rPr>
+        <w:t>You can generate this signature via the automated tool on the intranet.</w:t>
+      </w:r>
+    </w:p>
+    <w:p>
+      <w:pPr>
+        <w:rPr>
+          <w:b/>
+          <w:bCs/>
+        </w:rPr>
+      </w:pPr>
+    </w:p>
+    <w:p>
+      <w:pPr>
+        <w:rPr>
+          <w:b/>
+          <w:bCs/>
+        </w:rPr>
+      </w:pPr>
+      <w:r>
+        <w:rPr>
+          <w:b/>
+          <w:bCs/>
+        </w:rPr>
+        <w:t>### Distribution Lists</w:t>
+      </w:r>
+    </w:p>
+    <w:p>
+      <w:pPr>
+        <w:rPr>
+          <w:b/>
+          <w:bCs/>
+        </w:rPr>
+      </w:pPr>
+      <w:r>
+        <w:rPr>
+          <w:b/>
+          <w:bCs/>
+        </w:rPr>
+        <w:t>You can request creation or modification of Distribution Lists (DLs) via OneITSM. Please avoid sending company-wide emails unless authorized.</w:t>
+      </w:r>
+    </w:p>
+    <w:p>
+      <w:pPr>
+        <w:rPr>
+          <w:b/>
+          <w:bCs/>
+        </w:rPr>
+      </w:pPr>
+    </w:p>
+    <w:p>
+      <w:pPr>
+        <w:rPr>
+          <w:b/>
+          <w:bCs/>
+        </w:rPr>
+      </w:pPr>
+      <w:r>
+        <w:rPr>
+          <w:b/>
+          <w:bCs/>
+        </w:rPr>
+        <w:t>### Microsoft Teams</w:t>
+      </w:r>
+    </w:p>
+    <w:p>
+      <w:pPr>
+        <w:rPr>
+          <w:b/>
+          <w:bCs/>
+        </w:rPr>
+      </w:pPr>
+      <w:r>
+        <w:rPr>
+          <w:b/>
+          <w:bCs/>
+        </w:rPr>
+        <w:t>Teams is used for instant messaging, audio/video calls, channel-based collaboration, and secure file sharing. Create channels for your project teams to centralize communication.</w:t>
+      </w:r>
+    </w:p>
+    <w:p>
+      <w:pPr>
+        <w:rPr>
+          <w:b/>
+          <w:bCs/>
+        </w:rPr>
+      </w:pPr>
+    </w:p>
+    <w:p>
+      <w:pPr>
+        <w:rPr>
+          <w:b/>
+          <w:bCs/>
+        </w:rPr>
+      </w:pPr>
+      <w:r>
+        <w:rPr>
+          <w:b/>
+          <w:bCs/>
+        </w:rPr>
+        <w:t>### Webex for Client Calls</w:t>
+      </w:r>
+    </w:p>
+    <w:p>
+      <w:pPr>
+        <w:rPr>
+          <w:b/>
+          <w:bCs/>
+        </w:rPr>
+      </w:pPr>
+      <w:r>
+        <w:rPr>
+          <w:b/>
+          <w:bCs/>
+        </w:rPr>
+        <w:t>While Teams is preferred internally, Cisco Webex is available for client calls, especially when the client restricts Teams usage. Access Webex via `cognizant.webex.com`.</w:t>
+      </w:r>
+    </w:p>
+    <w:p>
+      <w:pPr>
+        <w:rPr>
+          <w:b/>
+          <w:bCs/>
+        </w:rPr>
+      </w:pPr>
+    </w:p>
+    <w:p>
+      <w:pPr>
+        <w:rPr>
+          <w:b/>
+          <w:bCs/>
+        </w:rPr>
+      </w:pPr>
+      <w:r>
+        <w:rPr>
+          <w:b/>
+          <w:bCs/>
+        </w:rPr>
+        <w:t>---</w:t>
+      </w:r>
+    </w:p>
+    <w:p>
+      <w:pPr>
+        <w:rPr>
+          <w:b/>
+          <w:bCs/>
+        </w:rPr>
+      </w:pPr>
+    </w:p>
+    <w:p>
+      <w:pPr>
+        <w:rPr>
+          <w:b/>
+          <w:bCs/>
+        </w:rPr>
+      </w:pPr>
+      <w:r>
+        <w:rPr>
+          <w:b/>
+          <w:bCs/>
+        </w:rPr>
+        <w:t>## 8. Password Management</w:t>
+      </w:r>
+    </w:p>
+    <w:p>
+      <w:pPr>
+        <w:rPr>
+          <w:b/>
+          <w:bCs/>
+        </w:rPr>
+      </w:pPr>
+    </w:p>
+    <w:p>
+      <w:pPr>
+        <w:rPr>
+          <w:b/>
+          <w:bCs/>
+        </w:rPr>
+      </w:pPr>
+      <w:r>
+        <w:rPr>
+          <w:b/>
+          <w:bCs/>
+        </w:rPr>
+        <w:t>Maintaining secure credentials is a primary defense against unauthorized access.</w:t>
+      </w:r>
+    </w:p>
+    <w:p>
+      <w:pPr>
+        <w:rPr>
+          <w:b/>
+          <w:bCs/>
+        </w:rPr>
+      </w:pPr>
+    </w:p>
+    <w:p>
+      <w:pPr>
+        <w:rPr>
+          <w:b/>
+          <w:bCs/>
+        </w:rPr>
+      </w:pPr>
+      <w:r>
+        <w:rPr>
+          <w:b/>
+          <w:bCs/>
+        </w:rPr>
+        <w:lastRenderedPageBreak/>
+        <w:t>### Password Policy</w:t>
+      </w:r>
+    </w:p>
+    <w:p>
+      <w:pPr>
+        <w:rPr>
+          <w:b/>
+          <w:bCs/>
+        </w:rPr>
+      </w:pPr>
+      <w:r>
+        <w:rPr>
+          <w:b/>
+          <w:bCs/>
+        </w:rPr>
+        <w:t>- Minimum length: 12 characters</w:t>
+      </w:r>
+    </w:p>
+    <w:p>
+      <w:pPr>
+        <w:rPr>
+          <w:b/>
+          <w:bCs/>
+        </w:rPr>
+      </w:pPr>
+      <w:r>
+        <w:rPr>
+          <w:b/>
+          <w:bCs/>
+        </w:rPr>
+        <w:t>- Must include at least three of the following: Uppercase letter, lowercase letter, number, special character (e.g., !@#$%^&amp;*).</w:t>
+      </w:r>
+    </w:p>
+    <w:p>
+      <w:pPr>
+        <w:rPr>
+          <w:b/>
+          <w:bCs/>
+        </w:rPr>
+      </w:pPr>
+      <w:r>
+        <w:rPr>
+          <w:b/>
+          <w:bCs/>
+        </w:rPr>
+        <w:t>- Cannot contain your name, CIS ID, or common words (e.g., "Cognizant").</w:t>
+      </w:r>
+    </w:p>
+    <w:p>
+      <w:pPr>
+        <w:rPr>
+          <w:b/>
+          <w:bCs/>
+        </w:rPr>
+      </w:pPr>
+      <w:r>
+        <w:rPr>
+          <w:b/>
+          <w:bCs/>
+        </w:rPr>
+        <w:t>- Cannot reuse the last 10 passwords.</w:t>
+      </w:r>
+    </w:p>
+    <w:p>
+      <w:pPr>
+        <w:rPr>
+          <w:b/>
+          <w:bCs/>
+        </w:rPr>
+      </w:pPr>
+    </w:p>
+    <w:p>
+      <w:pPr>
+        <w:rPr>
+          <w:b/>
+          <w:bCs/>
+        </w:rPr>
+      </w:pPr>
+      <w:r>
+        <w:rPr>
+          <w:b/>
+          <w:bCs/>
+        </w:rPr>
+        <w:t>### Password Expiry</w:t>
+      </w:r>
+    </w:p>
+    <w:p>
+      <w:pPr>
+        <w:rPr>
+          <w:b/>
+          <w:bCs/>
+        </w:rPr>
+      </w:pPr>
+      <w:r>
+        <w:rPr>
+          <w:b/>
+          <w:bCs/>
+        </w:rPr>
+        <w:t>Passwords expire every 90 days. You will receive email reminders starting 14 days before expiry.</w:t>
+      </w:r>
+    </w:p>
+    <w:p>
+      <w:pPr>
+        <w:rPr>
+          <w:b/>
+          <w:bCs/>
+        </w:rPr>
+      </w:pPr>
+    </w:p>
+    <w:p>
+      <w:pPr>
+        <w:rPr>
+          <w:b/>
+          <w:bCs/>
+        </w:rPr>
+      </w:pPr>
+      <w:r>
+        <w:rPr>
+          <w:b/>
+          <w:bCs/>
+        </w:rPr>
+        <w:t>### How to Reset Password</w:t>
+      </w:r>
+    </w:p>
+    <w:p>
+      <w:pPr>
+        <w:rPr>
+          <w:b/>
+          <w:bCs/>
+        </w:rPr>
+      </w:pPr>
+      <w:r>
+        <w:rPr>
+          <w:b/>
+          <w:bCs/>
+        </w:rPr>
+        <w:t>- **Self-Service**: Go to `password.cognizant.com` to reset or unlock your account using your pre-configured security questions and MFA.</w:t>
+      </w:r>
+    </w:p>
+    <w:p>
+      <w:pPr>
+        <w:rPr>
+          <w:b/>
+          <w:bCs/>
+        </w:rPr>
+      </w:pPr>
+      <w:r>
+        <w:rPr>
+          <w:b/>
+          <w:bCs/>
+        </w:rPr>
+        <w:t>- **Helpdesk**: If you are completely locked out, call the IT helpdesk for a manual reset.</w:t>
+      </w:r>
+    </w:p>
+    <w:p>
+      <w:pPr>
+        <w:rPr>
+          <w:b/>
+          <w:bCs/>
+        </w:rPr>
+      </w:pPr>
+    </w:p>
+    <w:p>
+      <w:pPr>
+        <w:rPr>
+          <w:b/>
+          <w:bCs/>
+        </w:rPr>
+      </w:pPr>
+      <w:r>
+        <w:rPr>
+          <w:b/>
+          <w:bCs/>
+        </w:rPr>
+        <w:t>### Multi-Factor Authentication (MFA)</w:t>
+      </w:r>
+    </w:p>
+    <w:p>
+      <w:pPr>
+        <w:rPr>
+          <w:b/>
+          <w:bCs/>
+        </w:rPr>
+      </w:pPr>
+      <w:r>
+        <w:rPr>
+          <w:b/>
+          <w:bCs/>
+        </w:rPr>
+        <w:t>Setting up Microsoft Authenticator is mandatory on day one. Download the app on your corporate or personal smartphone and register it via `mysignins.microsoft.com` using the provided QR code.</w:t>
+      </w:r>
+    </w:p>
+    <w:p>
+      <w:pPr>
+        <w:rPr>
+          <w:b/>
+          <w:bCs/>
+        </w:rPr>
+      </w:pPr>
+    </w:p>
+    <w:p>
+      <w:pPr>
+        <w:rPr>
+          <w:b/>
+          <w:bCs/>
+        </w:rPr>
+      </w:pPr>
+      <w:r>
+        <w:rPr>
+          <w:b/>
+          <w:bCs/>
+        </w:rPr>
+        <w:t>---</w:t>
+      </w:r>
+    </w:p>
+    <w:p>
+      <w:pPr>
+        <w:rPr>
+          <w:b/>
+          <w:bCs/>
+        </w:rPr>
+      </w:pPr>
+    </w:p>
+    <w:p>
+      <w:pPr>
+        <w:rPr>
+          <w:b/>
+          <w:bCs/>
+        </w:rPr>
+      </w:pPr>
+      <w:r>
+        <w:rPr>
+          <w:b/>
+          <w:bCs/>
+        </w:rPr>
+        <w:t>## 9. Information Security</w:t>
+      </w:r>
+    </w:p>
+    <w:p>
+      <w:pPr>
+        <w:rPr>
+          <w:b/>
+          <w:bCs/>
+        </w:rPr>
+      </w:pPr>
+    </w:p>
+    <w:p>
+      <w:pPr>
+        <w:rPr>
+          <w:b/>
+          <w:bCs/>
+        </w:rPr>
+      </w:pPr>
+      <w:r>
+        <w:rPr>
+          <w:b/>
+          <w:bCs/>
+        </w:rPr>
+        <w:t>Protecting our data and our clients' data is non-negotiable.</w:t>
+      </w:r>
+    </w:p>
+    <w:p>
+      <w:pPr>
+        <w:rPr>
+          <w:b/>
+          <w:bCs/>
+        </w:rPr>
+      </w:pPr>
+    </w:p>
+    <w:p>
+      <w:pPr>
+        <w:rPr>
+          <w:b/>
+          <w:bCs/>
+        </w:rPr>
+      </w:pPr>
+      <w:r>
+        <w:rPr>
+          <w:b/>
+          <w:bCs/>
+        </w:rPr>
+        <w:t>### Data Classification</w:t>
+      </w:r>
+    </w:p>
+    <w:p>
+      <w:pPr>
+        <w:rPr>
+          <w:b/>
+          <w:bCs/>
+        </w:rPr>
+      </w:pPr>
+      <w:r>
+        <w:rPr>
+          <w:b/>
+          <w:bCs/>
+        </w:rPr>
+        <w:t>- **Public**: Information approved for public release.</w:t>
+      </w:r>
+    </w:p>
+    <w:p>
+      <w:pPr>
+        <w:rPr>
+          <w:b/>
+          <w:bCs/>
+        </w:rPr>
+      </w:pPr>
+      <w:r>
+        <w:rPr>
+          <w:b/>
+          <w:bCs/>
+        </w:rPr>
+        <w:lastRenderedPageBreak/>
+        <w:t>- **Internal**: Standard business communication, organizational charts.</w:t>
+      </w:r>
+    </w:p>
+    <w:p>
+      <w:pPr>
+        <w:rPr>
+          <w:b/>
+          <w:bCs/>
+        </w:rPr>
+      </w:pPr>
+      <w:r>
+        <w:rPr>
+          <w:b/>
+          <w:bCs/>
+        </w:rPr>
+        <w:t>- **Confidential**: Client data, financial records, strategic plans.</w:t>
+      </w:r>
+    </w:p>
+    <w:p>
+      <w:pPr>
+        <w:rPr>
+          <w:b/>
+          <w:bCs/>
+        </w:rPr>
+      </w:pPr>
+      <w:r>
+        <w:rPr>
+          <w:b/>
+          <w:bCs/>
+        </w:rPr>
+        <w:t>- **Restricted**: Highly sensitive data (e.g., PII, PHI) requiring strict access controls.</w:t>
+      </w:r>
+    </w:p>
+    <w:p>
+      <w:pPr>
+        <w:rPr>
+          <w:b/>
+          <w:bCs/>
+        </w:rPr>
+      </w:pPr>
+    </w:p>
+    <w:p>
+      <w:pPr>
+        <w:rPr>
+          <w:b/>
+          <w:bCs/>
+        </w:rPr>
+      </w:pPr>
+      <w:r>
+        <w:rPr>
+          <w:b/>
+          <w:bCs/>
+        </w:rPr>
+        <w:t>### Clean Desk Policy</w:t>
+      </w:r>
+    </w:p>
+    <w:p>
+      <w:pPr>
+        <w:rPr>
+          <w:b/>
+          <w:bCs/>
+        </w:rPr>
+      </w:pPr>
+      <w:r>
+        <w:rPr>
+          <w:b/>
+          <w:bCs/>
+        </w:rPr>
+        <w:t>Do not leave sensitive documents or removable media unattended on your desk. Always store them in a locked drawer.</w:t>
+      </w:r>
+    </w:p>
+    <w:p>
+      <w:pPr>
+        <w:rPr>
+          <w:b/>
+          <w:bCs/>
+        </w:rPr>
+      </w:pPr>
+    </w:p>
+    <w:p>
+      <w:pPr>
+        <w:rPr>
+          <w:b/>
+          <w:bCs/>
+        </w:rPr>
+      </w:pPr>
+      <w:r>
+        <w:rPr>
+          <w:b/>
+          <w:bCs/>
+        </w:rPr>
+        <w:t>### Screen Lock Policy</w:t>
+      </w:r>
+    </w:p>
+    <w:p>
+      <w:pPr>
+        <w:rPr>
+          <w:b/>
+          <w:bCs/>
+        </w:rPr>
+      </w:pPr>
+      <w:r>
+        <w:rPr>
+          <w:b/>
+          <w:bCs/>
+        </w:rPr>
+        <w:t>Your laptop will automatically lock after 5 minutes of inactivity. You are required to manually lock your screen (Windows Key + L) whenever you step away from your desk.</w:t>
+      </w:r>
+    </w:p>
+    <w:p>
+      <w:pPr>
+        <w:rPr>
+          <w:b/>
+          <w:bCs/>
+        </w:rPr>
+      </w:pPr>
+    </w:p>
+    <w:p>
+      <w:pPr>
+        <w:rPr>
+          <w:b/>
+          <w:bCs/>
+        </w:rPr>
+      </w:pPr>
+      <w:r>
+        <w:rPr>
+          <w:b/>
+          <w:bCs/>
+        </w:rPr>
+        <w:t>### USB Policy</w:t>
+      </w:r>
+    </w:p>
+    <w:p>
+      <w:pPr>
+        <w:rPr>
+          <w:b/>
+          <w:bCs/>
+        </w:rPr>
+      </w:pPr>
+      <w:r>
+        <w:rPr>
+          <w:b/>
+          <w:bCs/>
+        </w:rPr>
+        <w:t>Read/write access to USB storage devices is disabled by default to prevent data exfiltration and malware infections. Exceptions must be approved by the CISO office via OneITSM.</w:t>
+      </w:r>
+    </w:p>
+    <w:p>
+      <w:pPr>
+        <w:rPr>
+          <w:b/>
+          <w:bCs/>
+        </w:rPr>
+      </w:pPr>
+    </w:p>
+    <w:p>
+      <w:pPr>
+        <w:rPr>
+          <w:b/>
+          <w:bCs/>
+        </w:rPr>
+      </w:pPr>
+      <w:r>
+        <w:rPr>
+          <w:b/>
+          <w:bCs/>
+        </w:rPr>
+        <w:t>### Personal Device Policy</w:t>
+      </w:r>
+    </w:p>
+    <w:p>
+      <w:pPr>
+        <w:rPr>
+          <w:b/>
+          <w:bCs/>
+        </w:rPr>
+      </w:pPr>
+      <w:r>
+        <w:rPr>
+          <w:b/>
+          <w:bCs/>
+        </w:rPr>
+        <w:t>Corporate data must not be stored on personal devices. Do not forward corporate emails to your personal email account.</w:t>
+      </w:r>
+    </w:p>
+    <w:p>
+      <w:pPr>
+        <w:rPr>
+          <w:b/>
+          <w:bCs/>
+        </w:rPr>
+      </w:pPr>
+    </w:p>
+    <w:p>
+      <w:pPr>
+        <w:rPr>
+          <w:b/>
+          <w:bCs/>
+        </w:rPr>
+      </w:pPr>
+      <w:r>
+        <w:rPr>
+          <w:b/>
+          <w:bCs/>
+        </w:rPr>
+        <w:t>### Reporting Security Incidents</w:t>
+      </w:r>
+    </w:p>
+    <w:p>
+      <w:pPr>
+        <w:rPr>
+          <w:b/>
+          <w:bCs/>
+        </w:rPr>
+      </w:pPr>
+      <w:r>
+        <w:rPr>
+          <w:b/>
+          <w:bCs/>
+        </w:rPr>
+        <w:t>If you suspect a phishing attempt, malware infection, or data breach, immediately report it to `security@cognizant.com` or use the "Report Phishing" button in Outlook.</w:t>
+      </w:r>
+    </w:p>
+    <w:p>
+      <w:pPr>
+        <w:rPr>
+          <w:b/>
+          <w:bCs/>
+        </w:rPr>
+      </w:pPr>
+    </w:p>
+    <w:p>
+      <w:pPr>
+        <w:rPr>
+          <w:b/>
+          <w:bCs/>
+        </w:rPr>
+      </w:pPr>
+      <w:r>
+        <w:rPr>
+          <w:b/>
+          <w:bCs/>
+        </w:rPr>
+        <w:t>---</w:t>
+      </w:r>
+    </w:p>
+    <w:p>
+      <w:pPr>
+        <w:rPr>
+          <w:b/>
+          <w:bCs/>
+        </w:rPr>
+      </w:pPr>
+    </w:p>
+    <w:p>
+      <w:pPr>
+        <w:rPr>
+          <w:b/>
+          <w:bCs/>
+        </w:rPr>
+      </w:pPr>
+      <w:r>
+        <w:rPr>
+          <w:b/>
+          <w:bCs/>
+        </w:rPr>
+        <w:t>## 10. Hardware Support</w:t>
+      </w:r>
+    </w:p>
+    <w:p>
+      <w:pPr>
+        <w:rPr>
+          <w:b/>
+          <w:bCs/>
+        </w:rPr>
+      </w:pPr>
+    </w:p>
+    <w:p>
+      <w:pPr>
+        <w:rPr>
+          <w:b/>
+          <w:bCs/>
+        </w:rPr>
+      </w:pPr>
+      <w:r>
+        <w:rPr>
+          <w:b/>
+          <w:bCs/>
+        </w:rPr>
+        <w:t>### Laptop Issues</w:t>
+      </w:r>
+    </w:p>
+    <w:p>
+      <w:pPr>
+        <w:rPr>
+          <w:b/>
+          <w:bCs/>
+        </w:rPr>
+      </w:pPr>
+      <w:r>
+        <w:rPr>
+          <w:b/>
+          <w:bCs/>
+        </w:rPr>
+        <w:t>If you experience hardware failures (e.g., battery not holding charge, keyboard malfunctioning, screen damage), raise a "Hardware Issue" ticket on OneITSM.</w:t>
+      </w:r>
+    </w:p>
+    <w:p>
+      <w:pPr>
+        <w:rPr>
+          <w:b/>
+          <w:bCs/>
+        </w:rPr>
+      </w:pPr>
+    </w:p>
+    <w:p>
+      <w:pPr>
+        <w:rPr>
+          <w:b/>
+          <w:bCs/>
+        </w:rPr>
+      </w:pPr>
+      <w:r>
+        <w:rPr>
+          <w:b/>
+          <w:bCs/>
+        </w:rPr>
+        <w:t>### Hardware Replacement Policy</w:t>
+      </w:r>
+    </w:p>
+    <w:p>
+      <w:pPr>
+        <w:rPr>
+          <w:b/>
+          <w:bCs/>
+        </w:rPr>
+      </w:pPr>
+      <w:r>
+        <w:rPr>
+          <w:b/>
+          <w:bCs/>
+        </w:rPr>
+        <w:t>Laptops are typically refreshed every 3-4 years based on lifecycle management policies.</w:t>
+      </w:r>
+    </w:p>
+    <w:p>
+      <w:pPr>
+        <w:rPr>
+          <w:b/>
+          <w:bCs/>
+        </w:rPr>
+      </w:pPr>
+    </w:p>
+    <w:p>
+      <w:pPr>
+        <w:rPr>
+          <w:b/>
+          <w:bCs/>
+        </w:rPr>
+      </w:pPr>
+      <w:r>
+        <w:rPr>
+          <w:b/>
+          <w:bCs/>
+        </w:rPr>
+        <w:t>### Peripheral Requests</w:t>
+      </w:r>
+    </w:p>
+    <w:p>
+      <w:pPr>
+        <w:rPr>
+          <w:b/>
+          <w:bCs/>
+        </w:rPr>
+      </w:pPr>
+      <w:r>
+        <w:rPr>
+          <w:b/>
+          <w:bCs/>
+        </w:rPr>
+        <w:t>Standard peripherals (monitor, keyboard, mouse, headset) can be requested via OneITSM. Approval workflows apply based on your work location (office vs. remote).</w:t>
+      </w:r>
+    </w:p>
+    <w:p>
+      <w:pPr>
+        <w:rPr>
+          <w:b/>
+          <w:bCs/>
+        </w:rPr>
+      </w:pPr>
+    </w:p>
+    <w:p>
+      <w:pPr>
+        <w:rPr>
+          <w:b/>
+          <w:bCs/>
+        </w:rPr>
+      </w:pPr>
+      <w:r>
+        <w:rPr>
+          <w:b/>
+          <w:bCs/>
+        </w:rPr>
+        <w:t>### Laptop Return Process</w:t>
+      </w:r>
+    </w:p>
+    <w:p>
+      <w:pPr>
+        <w:rPr>
+          <w:b/>
+          <w:bCs/>
+        </w:rPr>
+      </w:pPr>
+      <w:r>
+        <w:rPr>
+          <w:b/>
+          <w:bCs/>
+        </w:rPr>
+        <w:t>Upon separation from the company, you are required to return your laptop, charger, and all accessories to the nearest Cognizant facility or via a pre-paid shipping box provided by IT.</w:t>
+      </w:r>
+    </w:p>
+    <w:p>
+      <w:pPr>
+        <w:rPr>
+          <w:b/>
+          <w:bCs/>
+        </w:rPr>
+      </w:pPr>
+    </w:p>
+    <w:p>
+      <w:pPr>
+        <w:rPr>
+          <w:b/>
+          <w:bCs/>
+        </w:rPr>
+      </w:pPr>
+      <w:r>
+        <w:rPr>
+          <w:b/>
+          <w:bCs/>
+        </w:rPr>
+        <w:t>---</w:t>
+      </w:r>
+    </w:p>
+    <w:p>
+      <w:pPr>
+        <w:rPr>
+          <w:b/>
+          <w:bCs/>
+        </w:rPr>
+      </w:pPr>
+    </w:p>
+    <w:p>
+      <w:pPr>
+        <w:rPr>
+          <w:b/>
+          <w:bCs/>
+        </w:rPr>
+      </w:pPr>
+      <w:r>
+        <w:rPr>
+          <w:b/>
+          <w:bCs/>
+        </w:rPr>
+        <w:t>## 11. Network and Connectivity</w:t>
+      </w:r>
+    </w:p>
+    <w:p>
+      <w:pPr>
+        <w:rPr>
+          <w:b/>
+          <w:bCs/>
+        </w:rPr>
+      </w:pPr>
+    </w:p>
+    <w:p>
+      <w:pPr>
+        <w:rPr>
+          <w:b/>
+          <w:bCs/>
+        </w:rPr>
+      </w:pPr>
+      <w:r>
+        <w:rPr>
+          <w:b/>
+          <w:bCs/>
+        </w:rPr>
+        <w:t>### Office Wi-Fi (CTS-CORP)</w:t>
+      </w:r>
+    </w:p>
+    <w:p>
+      <w:pPr>
+        <w:rPr>
+          <w:b/>
+          <w:bCs/>
+        </w:rPr>
+      </w:pPr>
+      <w:r>
+        <w:rPr>
+          <w:b/>
+          <w:bCs/>
+        </w:rPr>
+        <w:t>The primary network for corporate devices. Authenticates automatically.</w:t>
+      </w:r>
+    </w:p>
+    <w:p>
+      <w:pPr>
+        <w:rPr>
+          <w:b/>
+          <w:bCs/>
+        </w:rPr>
+      </w:pPr>
+    </w:p>
+    <w:p>
+      <w:pPr>
+        <w:rPr>
+          <w:b/>
+          <w:bCs/>
+        </w:rPr>
+      </w:pPr>
+      <w:r>
+        <w:rPr>
+          <w:b/>
+          <w:bCs/>
+        </w:rPr>
+        <w:t>### Guest Wi-Fi (CTS-GUEST)</w:t>
+      </w:r>
+    </w:p>
+    <w:p>
+      <w:pPr>
+        <w:rPr>
+          <w:b/>
+          <w:bCs/>
+        </w:rPr>
+      </w:pPr>
+      <w:r>
+        <w:rPr>
+          <w:b/>
+          <w:bCs/>
+        </w:rPr>
+        <w:t>Available for visitors and personal mobile devices. Provides internet-only access and is isolated from the corporate network. Requires portal registration.</w:t>
+      </w:r>
+    </w:p>
+    <w:p>
+      <w:pPr>
+        <w:rPr>
+          <w:b/>
+          <w:bCs/>
+        </w:rPr>
+      </w:pPr>
+    </w:p>
+    <w:p>
+      <w:pPr>
+        <w:rPr>
+          <w:b/>
+          <w:bCs/>
+        </w:rPr>
+      </w:pPr>
+      <w:r>
+        <w:rPr>
+          <w:b/>
+          <w:bCs/>
+        </w:rPr>
+        <w:lastRenderedPageBreak/>
+        <w:t>### Internet Usage Policy</w:t>
+      </w:r>
+    </w:p>
+    <w:p>
+      <w:pPr>
+        <w:rPr>
+          <w:b/>
+          <w:bCs/>
+        </w:rPr>
+      </w:pPr>
+      <w:r>
+        <w:rPr>
+          <w:b/>
+          <w:bCs/>
+        </w:rPr>
+        <w:t>Internet usage is monitored. Accessing inappropriate, offensive, or malicious content is strictly prohibited and constitutes a policy violation.</w:t>
+      </w:r>
+    </w:p>
+    <w:p>
+      <w:pPr>
+        <w:rPr>
+          <w:b/>
+          <w:bCs/>
+        </w:rPr>
+      </w:pPr>
+    </w:p>
+    <w:p>
+      <w:pPr>
+        <w:rPr>
+          <w:b/>
+          <w:bCs/>
+        </w:rPr>
+      </w:pPr>
+      <w:r>
+        <w:rPr>
+          <w:b/>
+          <w:bCs/>
+        </w:rPr>
+        <w:t>### Blocked Websites</w:t>
+      </w:r>
+    </w:p>
+    <w:p>
+      <w:pPr>
+        <w:rPr>
+          <w:b/>
+          <w:bCs/>
+        </w:rPr>
+      </w:pPr>
+      <w:r>
+        <w:rPr>
+          <w:b/>
+          <w:bCs/>
+        </w:rPr>
+        <w:t>Certain categories of websites (e.g., gambling, adult content, unauthorized file sharing, known malicious domains) are blocked by our web proxy.</w:t>
+      </w:r>
+    </w:p>
+    <w:p>
+      <w:pPr>
+        <w:rPr>
+          <w:b/>
+          <w:bCs/>
+        </w:rPr>
+      </w:pPr>
+    </w:p>
+    <w:p>
+      <w:pPr>
+        <w:rPr>
+          <w:b/>
+          <w:bCs/>
+        </w:rPr>
+      </w:pPr>
+      <w:r>
+        <w:rPr>
+          <w:b/>
+          <w:bCs/>
+        </w:rPr>
+        <w:t>### Proxy Settings</w:t>
+      </w:r>
+    </w:p>
+    <w:p>
+      <w:pPr>
+        <w:rPr>
+          <w:b/>
+          <w:bCs/>
+        </w:rPr>
+      </w:pPr>
+      <w:r>
+        <w:rPr>
+          <w:b/>
+          <w:bCs/>
+        </w:rPr>
+        <w:t>Proxy settings are managed automatically via a PAC file. Do not attempt to modify these settings manually.</w:t>
+      </w:r>
+    </w:p>
+    <w:p>
+      <w:pPr>
+        <w:rPr>
+          <w:b/>
+          <w:bCs/>
+        </w:rPr>
+      </w:pPr>
+    </w:p>
+    <w:p>
+      <w:pPr>
+        <w:rPr>
+          <w:b/>
+          <w:bCs/>
+        </w:rPr>
+      </w:pPr>
+      <w:r>
+        <w:rPr>
+          <w:b/>
+          <w:bCs/>
+        </w:rPr>
+        <w:t>---</w:t>
+      </w:r>
+    </w:p>
+    <w:p>
+      <w:pPr>
+        <w:rPr>
+          <w:b/>
+          <w:bCs/>
+        </w:rPr>
+      </w:pPr>
+    </w:p>
+    <w:p>
+      <w:pPr>
+        <w:rPr>
+          <w:b/>
+          <w:bCs/>
+        </w:rPr>
+      </w:pPr>
+      <w:r>
+        <w:rPr>
+          <w:b/>
+          <w:bCs/>
+        </w:rPr>
+        <w:t>## 12. Printing</w:t>
+      </w:r>
+    </w:p>
+    <w:p>
+      <w:pPr>
+        <w:rPr>
+          <w:b/>
+          <w:bCs/>
+        </w:rPr>
+      </w:pPr>
+    </w:p>
+    <w:p>
+      <w:pPr>
+        <w:rPr>
+          <w:b/>
+          <w:bCs/>
+        </w:rPr>
+      </w:pPr>
+      <w:r>
+        <w:rPr>
+          <w:b/>
+          <w:bCs/>
+        </w:rPr>
+        <w:t>### Follow-Me Printing Setup</w:t>
+      </w:r>
+    </w:p>
+    <w:p>
+      <w:pPr>
+        <w:rPr>
+          <w:b/>
+          <w:bCs/>
+        </w:rPr>
+      </w:pPr>
+      <w:r>
+        <w:rPr>
+          <w:b/>
+          <w:bCs/>
+        </w:rPr>
+        <w:t>1. Send your document to the network printer queue (`\\printserver\FollowMe`).</w:t>
+      </w:r>
+    </w:p>
+    <w:p>
+      <w:pPr>
+        <w:rPr>
+          <w:b/>
+          <w:bCs/>
+        </w:rPr>
+      </w:pPr>
+      <w:r>
+        <w:rPr>
+          <w:b/>
+          <w:bCs/>
+        </w:rPr>
+        <w:t>2. Walk up to any enabled printer in the office.</w:t>
+      </w:r>
+    </w:p>
+    <w:p>
+      <w:pPr>
+        <w:rPr>
+          <w:b/>
+          <w:bCs/>
+        </w:rPr>
+      </w:pPr>
+      <w:r>
+        <w:rPr>
+          <w:b/>
+          <w:bCs/>
+        </w:rPr>
+        <w:t>3. Swipe your ID card.</w:t>
+      </w:r>
+    </w:p>
+    <w:p>
+      <w:pPr>
+        <w:rPr>
+          <w:b/>
+          <w:bCs/>
+        </w:rPr>
+      </w:pPr>
+      <w:r>
+        <w:rPr>
+          <w:b/>
+          <w:bCs/>
+        </w:rPr>
+        <w:t>4. Select your print jobs on the screen to release them.</w:t>
+      </w:r>
+    </w:p>
+    <w:p>
+      <w:pPr>
+        <w:rPr>
+          <w:b/>
+          <w:bCs/>
+        </w:rPr>
+      </w:pPr>
+    </w:p>
+    <w:p>
+      <w:pPr>
+        <w:rPr>
+          <w:b/>
+          <w:bCs/>
+        </w:rPr>
+      </w:pPr>
+      <w:r>
+        <w:rPr>
+          <w:b/>
+          <w:bCs/>
+        </w:rPr>
+        <w:t>### Printer Locations</w:t>
+      </w:r>
+    </w:p>
+    <w:p>
+      <w:pPr>
+        <w:rPr>
+          <w:b/>
+          <w:bCs/>
+        </w:rPr>
+      </w:pPr>
+      <w:r>
+        <w:rPr>
+          <w:b/>
+          <w:bCs/>
+        </w:rPr>
+        <w:t>Printers are strategically located on every floor. Refer to the facility map on the local intranet page.</w:t>
+      </w:r>
+    </w:p>
+    <w:p>
+      <w:pPr>
+        <w:rPr>
+          <w:b/>
+          <w:bCs/>
+        </w:rPr>
+      </w:pPr>
+    </w:p>
+    <w:p>
+      <w:pPr>
+        <w:rPr>
+          <w:b/>
+          <w:bCs/>
+        </w:rPr>
+      </w:pPr>
+      <w:r>
+        <w:rPr>
+          <w:b/>
+          <w:bCs/>
+        </w:rPr>
+        <w:t>### Color Printing Policy</w:t>
+      </w:r>
+    </w:p>
+    <w:p>
+      <w:pPr>
+        <w:rPr>
+          <w:b/>
+          <w:bCs/>
+        </w:rPr>
+      </w:pPr>
+      <w:r>
+        <w:rPr>
+          <w:b/>
+          <w:bCs/>
+        </w:rPr>
+        <w:t>Color printing is restricted and monitored due to cost. Use black and white / duplex printing by default.</w:t>
+      </w:r>
+    </w:p>
+    <w:p>
+      <w:pPr>
+        <w:rPr>
+          <w:b/>
+          <w:bCs/>
+        </w:rPr>
+      </w:pPr>
+    </w:p>
+    <w:p>
+      <w:pPr>
+        <w:rPr>
+          <w:b/>
+          <w:bCs/>
+        </w:rPr>
+      </w:pPr>
+      <w:r>
+        <w:rPr>
+          <w:b/>
+          <w:bCs/>
+        </w:rPr>
+        <w:t>### Scanning to Email</w:t>
+      </w:r>
+    </w:p>
+    <w:p>
+      <w:pPr>
+        <w:rPr>
+          <w:b/>
+          <w:bCs/>
+        </w:rPr>
+      </w:pPr>
+      <w:r>
+        <w:rPr>
+          <w:b/>
+          <w:bCs/>
+        </w:rPr>
+        <w:t>You can scan documents directly to your Cognizant email address using the multi-function printers by selecting the "Scan to Email" function and swiping your badge.</w:t>
+      </w:r>
+    </w:p>
+    <w:p>
+      <w:pPr>
+        <w:rPr>
+          <w:b/>
+          <w:bCs/>
+        </w:rPr>
+      </w:pPr>
+    </w:p>
+    <w:p>
+      <w:pPr>
+        <w:rPr>
+          <w:b/>
+          <w:bCs/>
+        </w:rPr>
+      </w:pPr>
+      <w:r>
+        <w:rPr>
+          <w:b/>
+          <w:bCs/>
+        </w:rPr>
+        <w:t>---</w:t>
+      </w:r>
+    </w:p>
+    <w:p>
+      <w:pPr>
+        <w:rPr>
+          <w:b/>
+          <w:bCs/>
+        </w:rPr>
+      </w:pPr>
+    </w:p>
+    <w:p>
+      <w:pPr>
+        <w:rPr>
+          <w:b/>
+          <w:bCs/>
+        </w:rPr>
+      </w:pPr>
+      <w:r>
+        <w:rPr>
+          <w:b/>
+          <w:bCs/>
+        </w:rPr>
+        <w:t>## 13. IT Helpdesk Contact</w:t>
+      </w:r>
+    </w:p>
+    <w:p>
+      <w:pPr>
+        <w:rPr>
+          <w:b/>
+          <w:bCs/>
+        </w:rPr>
+      </w:pPr>
+    </w:p>
+    <w:p>
+      <w:pPr>
+        <w:rPr>
+          <w:b/>
+          <w:bCs/>
+        </w:rPr>
+      </w:pPr>
+      <w:r>
+        <w:rPr>
+          <w:b/>
+          <w:bCs/>
+        </w:rPr>
+        <w:t>For issues that cannot be resolved via self-service or OneITSM, the Global IT Helpdesk is available.</w:t>
+      </w:r>
+    </w:p>
+    <w:p>
+      <w:pPr>
+        <w:rPr>
+          <w:b/>
+          <w:bCs/>
+        </w:rPr>
+      </w:pPr>
+    </w:p>
+    <w:p>
+      <w:pPr>
+        <w:rPr>
+          <w:b/>
+          <w:bCs/>
+        </w:rPr>
+      </w:pPr>
+      <w:r>
+        <w:rPr>
+          <w:b/>
+          <w:bCs/>
+        </w:rPr>
+        <w:t>- **Phone**: 1800-XXX-XXXX (Toll-free India). For other regions, check the global directory on the intranet.</w:t>
+      </w:r>
+    </w:p>
+    <w:p>
+      <w:pPr>
+        <w:rPr>
+          <w:b/>
+          <w:bCs/>
+        </w:rPr>
+      </w:pPr>
+      <w:r>
+        <w:rPr>
+          <w:b/>
+          <w:bCs/>
+        </w:rPr>
+        <w:t>- **Email**: `ithelpdesk@cognizant.com`</w:t>
+      </w:r>
+    </w:p>
+    <w:p>
+      <w:pPr>
+        <w:rPr>
+          <w:b/>
+          <w:bCs/>
+        </w:rPr>
+      </w:pPr>
+      <w:r>
+        <w:rPr>
+          <w:b/>
+          <w:bCs/>
+        </w:rPr>
+        <w:t>- **Chat Support**: Available via the OneITSM portal chat widget.</w:t>
+      </w:r>
+    </w:p>
+    <w:p>
+      <w:pPr>
+        <w:rPr>
+          <w:b/>
+          <w:bCs/>
+        </w:rPr>
+      </w:pPr>
+      <w:r>
+        <w:rPr>
+          <w:b/>
+          <w:bCs/>
+        </w:rPr>
+        <w:t>- **Walk-in Support (Tech Bar)**: Major offices have a Tech Bar where you can get walk-in support during business hours.</w:t>
+      </w:r>
+    </w:p>
+    <w:p>
+      <w:pPr>
+        <w:rPr>
+          <w:b/>
+          <w:bCs/>
+        </w:rPr>
+      </w:pPr>
+      <w:r>
+        <w:rPr>
+          <w:b/>
+          <w:bCs/>
+        </w:rPr>
+        <w:t>- **Operating Hours**: The helpdesk is available 24/7 for critical (P1/P2) issues. General queries (P3/P4) are handled between 8 AM and 8 PM local time.</w:t>
+      </w:r>
+    </w:p>
+    <w:p>
+      <w:pPr>
+        <w:rPr>
+          <w:b/>
+          <w:bCs/>
+        </w:rPr>
+      </w:pPr>
+    </w:p>
+    <w:p>
+      <w:pPr>
+        <w:rPr>
+          <w:b/>
+          <w:bCs/>
+        </w:rPr>
+      </w:pPr>
+      <w:r>
+        <w:rPr>
+          <w:b/>
+          <w:bCs/>
+        </w:rPr>
+        <w:t>---</w:t>
+      </w:r>
+    </w:p>
+    <w:p>
+      <w:pPr>
+        <w:rPr>
+          <w:b/>
+          <w:bCs/>
+        </w:rPr>
+      </w:pPr>
+    </w:p>
+    <w:p>
+      <w:pPr>
+        <w:rPr>
+          <w:b/>
+          <w:bCs/>
+        </w:rPr>
+      </w:pPr>
+      <w:r>
+        <w:rPr>
+          <w:b/>
+          <w:bCs/>
+        </w:rPr>
+        <w:t>## 14. Common Troubleshooting</w:t>
+      </w:r>
+    </w:p>
+    <w:p>
+      <w:pPr>
+        <w:rPr>
+          <w:b/>
+          <w:bCs/>
+        </w:rPr>
+      </w:pPr>
+    </w:p>
+    <w:p>
+      <w:pPr>
+        <w:rPr>
+          <w:b/>
+          <w:bCs/>
+        </w:rPr>
+      </w:pPr>
+      <w:r>
+        <w:rPr>
+          <w:b/>
+          <w:bCs/>
+        </w:rPr>
+        <w:t>### VPN Not Connecting</w:t>
+      </w:r>
+    </w:p>
+    <w:p>
+      <w:pPr>
+        <w:rPr>
+          <w:b/>
+          <w:bCs/>
+        </w:rPr>
+      </w:pPr>
+      <w:r>
+        <w:rPr>
+          <w:b/>
+          <w:bCs/>
+        </w:rPr>
+        <w:t>1. Verify your internet connection.</w:t>
+      </w:r>
+    </w:p>
+    <w:p>
+      <w:pPr>
+        <w:rPr>
+          <w:b/>
+          <w:bCs/>
+        </w:rPr>
+      </w:pPr>
+      <w:r>
+        <w:rPr>
+          <w:b/>
+          <w:bCs/>
+        </w:rPr>
+        <w:t>2. Restart the Cisco AnyConnect client.</w:t>
+      </w:r>
+    </w:p>
+    <w:p>
+      <w:pPr>
+        <w:rPr>
+          <w:b/>
+          <w:bCs/>
+        </w:rPr>
+      </w:pPr>
+      <w:r>
+        <w:rPr>
+          <w:b/>
+          <w:bCs/>
+        </w:rPr>
+        <w:t>3. Ensure you are approving the MFA prompt.</w:t>
+      </w:r>
+    </w:p>
+    <w:p>
+      <w:pPr>
+        <w:rPr>
+          <w:b/>
+          <w:bCs/>
+        </w:rPr>
+      </w:pPr>
+      <w:r>
+        <w:rPr>
+          <w:b/>
+          <w:bCs/>
+        </w:rPr>
+        <w:lastRenderedPageBreak/>
+        <w:t>4. Try connecting to a different regional gateway.</w:t>
+      </w:r>
+    </w:p>
+    <w:p>
+      <w:pPr>
+        <w:rPr>
+          <w:b/>
+          <w:bCs/>
+        </w:rPr>
+      </w:pPr>
+    </w:p>
+    <w:p>
+      <w:pPr>
+        <w:rPr>
+          <w:b/>
+          <w:bCs/>
+        </w:rPr>
+      </w:pPr>
+      <w:r>
+        <w:rPr>
+          <w:b/>
+          <w:bCs/>
+        </w:rPr>
+        <w:t>### Outlook Not Syncing</w:t>
+      </w:r>
+    </w:p>
+    <w:p>
+      <w:pPr>
+        <w:rPr>
+          <w:b/>
+          <w:bCs/>
+        </w:rPr>
+      </w:pPr>
+      <w:r>
+        <w:rPr>
+          <w:b/>
+          <w:bCs/>
+        </w:rPr>
+        <w:t>1. Check the connection status at the bottom right of the Outlook window (should say "Connected to: Microsoft Exchange").</w:t>
+      </w:r>
+    </w:p>
+    <w:p>
+      <w:pPr>
+        <w:rPr>
+          <w:b/>
+          <w:bCs/>
+        </w:rPr>
+      </w:pPr>
+      <w:r>
+        <w:rPr>
+          <w:b/>
+          <w:bCs/>
+        </w:rPr>
+        <w:t>2. Restart Outlook.</w:t>
+      </w:r>
+    </w:p>
+    <w:p>
+      <w:pPr>
+        <w:rPr>
+          <w:b/>
+          <w:bCs/>
+        </w:rPr>
+      </w:pPr>
+      <w:r>
+        <w:rPr>
+          <w:b/>
+          <w:bCs/>
+        </w:rPr>
+        <w:t>3. Rebuild your Outlook profile via the Control Panel (Mail applet).</w:t>
+      </w:r>
+    </w:p>
+    <w:p>
+      <w:pPr>
+        <w:rPr>
+          <w:b/>
+          <w:bCs/>
+        </w:rPr>
+      </w:pPr>
+    </w:p>
+    <w:p>
+      <w:pPr>
+        <w:rPr>
+          <w:b/>
+          <w:bCs/>
+        </w:rPr>
+      </w:pPr>
+      <w:r>
+        <w:rPr>
+          <w:b/>
+          <w:bCs/>
+        </w:rPr>
+        <w:t>### Teams Audio/Video Issues</w:t>
+      </w:r>
+    </w:p>
+    <w:p>
+      <w:pPr>
+        <w:rPr>
+          <w:b/>
+          <w:bCs/>
+        </w:rPr>
+      </w:pPr>
+      <w:r>
+        <w:rPr>
+          <w:b/>
+          <w:bCs/>
+        </w:rPr>
+        <w:t>1. Click the three dots near your profile picture and go to Settings -&gt; Devices.</w:t>
+      </w:r>
+    </w:p>
+    <w:p>
+      <w:pPr>
+        <w:rPr>
+          <w:b/>
+          <w:bCs/>
+        </w:rPr>
+      </w:pPr>
+      <w:r>
+        <w:rPr>
+          <w:b/>
+          <w:bCs/>
+        </w:rPr>
+        <w:t>2. Ensure the correct microphone and camera are selected.</w:t>
+      </w:r>
+    </w:p>
+    <w:p>
+      <w:pPr>
+        <w:rPr>
+          <w:b/>
+          <w:bCs/>
+        </w:rPr>
+      </w:pPr>
+      <w:r>
+        <w:rPr>
+          <w:b/>
+          <w:bCs/>
+        </w:rPr>
+        <w:t>3. Make a test call to verify settings.</w:t>
+      </w:r>
+    </w:p>
+    <w:p>
+      <w:pPr>
+        <w:rPr>
+          <w:b/>
+          <w:bCs/>
+        </w:rPr>
+      </w:pPr>
+    </w:p>
+    <w:p>
+      <w:pPr>
+        <w:rPr>
+          <w:b/>
+          <w:bCs/>
+        </w:rPr>
+      </w:pPr>
+      <w:r>
+        <w:rPr>
+          <w:b/>
+          <w:bCs/>
+        </w:rPr>
+        <w:t>### Laptop Running Slow</w:t>
+      </w:r>
+    </w:p>
+    <w:p>
+      <w:pPr>
+        <w:rPr>
+          <w:b/>
+          <w:bCs/>
+        </w:rPr>
+      </w:pPr>
+      <w:r>
+        <w:rPr>
+          <w:b/>
+          <w:bCs/>
+        </w:rPr>
+        <w:t>1. Restart your computer.</w:t>
+      </w:r>
+    </w:p>
+    <w:p>
+      <w:pPr>
+        <w:rPr>
+          <w:b/>
+          <w:bCs/>
+        </w:rPr>
+      </w:pPr>
+      <w:r>
+        <w:rPr>
+          <w:b/>
+          <w:bCs/>
+        </w:rPr>
+        <w:t>2. Close unused applications and browser tabs.</w:t>
+      </w:r>
+    </w:p>
+    <w:p>
+      <w:pPr>
+        <w:rPr>
+          <w:b/>
+          <w:bCs/>
+        </w:rPr>
+      </w:pPr>
+      <w:r>
+        <w:rPr>
+          <w:b/>
+          <w:bCs/>
+        </w:rPr>
+        <w:t>3. Check Task Manager for processes consuming excessive CPU/Memory.</w:t>
+      </w:r>
+    </w:p>
+    <w:p>
+      <w:pPr>
+        <w:rPr>
+          <w:b/>
+          <w:bCs/>
+        </w:rPr>
+      </w:pPr>
+      <w:r>
+        <w:rPr>
+          <w:b/>
+          <w:bCs/>
+        </w:rPr>
+        <w:t>4. Ensure you have at least 10% free disk space on your C: drive.</w:t>
+      </w:r>
+    </w:p>
+    <w:p>
+      <w:pPr>
+        <w:rPr>
+          <w:b/>
+          <w:bCs/>
+        </w:rPr>
+      </w:pPr>
+    </w:p>
+    <w:p>
+      <w:pPr>
+        <w:rPr>
+          <w:b/>
+          <w:bCs/>
+        </w:rPr>
+      </w:pPr>
+      <w:r>
+        <w:rPr>
+          <w:b/>
+          <w:bCs/>
+        </w:rPr>
+        <w:t>### Wi-Fi Connectivity Issues (Office)</w:t>
+      </w:r>
+    </w:p>
+    <w:p>
+      <w:pPr>
+        <w:rPr>
+          <w:b/>
+          <w:bCs/>
+        </w:rPr>
+      </w:pPr>
+      <w:r>
+        <w:rPr>
+          <w:b/>
+          <w:bCs/>
+        </w:rPr>
+        <w:t>1. Turn Wi-Fi off and on.</w:t>
+      </w:r>
+    </w:p>
+    <w:p>
+      <w:pPr>
+        <w:rPr>
+          <w:b/>
+          <w:bCs/>
+        </w:rPr>
+      </w:pPr>
+      <w:r>
+        <w:rPr>
+          <w:b/>
+          <w:bCs/>
+        </w:rPr>
+        <w:t>2. Ensure you are connecting to `CTS-CORP` and not `CTS-GUEST`.</w:t>
+      </w:r>
+    </w:p>
+    <w:p>
+      <w:pPr>
+        <w:rPr>
+          <w:b/>
+          <w:bCs/>
+        </w:rPr>
+      </w:pPr>
+      <w:r>
+        <w:rPr>
+          <w:b/>
+          <w:bCs/>
+        </w:rPr>
+        <w:t>3. Restart your laptop to refresh the security certificates.</w:t>
+      </w:r>
+    </w:p>
+    <w:p>
+      <w:pPr>
+        <w:rPr>
+          <w:b/>
+          <w:bCs/>
+        </w:rPr>
+      </w:pPr>
+    </w:p>
+    <w:p>
+      <w:pPr>
+        <w:rPr>
+          <w:b/>
+          <w:bCs/>
+        </w:rPr>
+      </w:pPr>
+      <w:r>
+        <w:rPr>
+          <w:b/>
+          <w:bCs/>
+        </w:rPr>
+        <w:t>### Printer Not Found</w:t>
+      </w:r>
+    </w:p>
+    <w:p>
+      <w:pPr>
+        <w:rPr>
+          <w:b/>
+          <w:bCs/>
+        </w:rPr>
+      </w:pPr>
+      <w:r>
+        <w:rPr>
+          <w:b/>
+          <w:bCs/>
+        </w:rPr>
+        <w:t>1. Ensure you are connected to the corporate network (or VPN if remote, though Follow-Me requires physical presence).</w:t>
+      </w:r>
+    </w:p>
+    <w:p>
+      <w:pPr>
+        <w:rPr>
+          <w:b/>
+          <w:bCs/>
+        </w:rPr>
+      </w:pPr>
+      <w:r>
+        <w:rPr>
+          <w:b/>
+          <w:bCs/>
+        </w:rPr>
+        <w:t>2. Type `\\printserver` in the Windows Run dialogue (Win+R) to manually map the queue.</w:t>
+      </w:r>
+    </w:p>
+    <w:p>
+      <w:pPr>
+        <w:rPr>
+          <w:b/>
+          <w:bCs/>
+        </w:rPr>
+      </w:pPr>
+    </w:p>
+    <w:p>
+      <w:pPr>
+        <w:rPr>
+          <w:b/>
+          <w:bCs/>
+        </w:rPr>
+      </w:pPr>
+      <w:r>
+        <w:rPr>
+          <w:b/>
+          <w:bCs/>
+        </w:rPr>
+        <w:t>### Password Locked Out</w:t>
+      </w:r>
+    </w:p>
+    <w:p>
+      <w:pPr>
+        <w:rPr>
+          <w:b/>
+          <w:bCs/>
+        </w:rPr>
+      </w:pPr>
+      <w:r>
+        <w:rPr>
+          <w:b/>
+          <w:bCs/>
+        </w:rPr>
+        <w:t>1. Wait 15 minutes for the account to automatically unlock.</w:t>
+      </w:r>
+    </w:p>
+    <w:p>
+      <w:pPr>
+        <w:rPr>
+          <w:b/>
+          <w:bCs/>
+        </w:rPr>
+      </w:pPr>
+      <w:r>
+        <w:rPr>
+          <w:b/>
+          <w:bCs/>
+        </w:rPr>
+        <w:t>2. Go to `password.cognizant.com` to unlock it manually using MFA.</w:t>
+      </w:r>
+    </w:p>
+    <w:p>
+      <w:pPr>
+        <w:rPr>
+          <w:b/>
+          <w:bCs/>
+        </w:rPr>
+      </w:pPr>
+      <w:r>
+        <w:rPr>
+          <w:b/>
+          <w:bCs/>
+        </w:rPr>
+        <w:t>3. Call the helpdesk if the issue persists.</w:t>
+      </w:r>
+    </w:p>
+    <w:p>
+      <w:pPr>
+        <w:rPr>
+          <w:b/>
+          <w:bCs/>
+        </w:rPr>
+      </w:pPr>
+    </w:p>
+    <w:p>
+      <w:pPr>
+        <w:rPr>
+          <w:b/>
+          <w:bCs/>
+        </w:rPr>
+      </w:pPr>
+      <w:r>
+        <w:rPr>
+          <w:b/>
+          <w:bCs/>
+        </w:rPr>
+        <w:t>---</w:t>
+      </w:r>
+    </w:p>
+    <w:p>
+      <w:pPr>
+        <w:rPr>
+          <w:b/>
+          <w:bCs/>
+        </w:rPr>
+      </w:pPr>
+    </w:p>
+    <w:p>
+      <w:pPr>
+        <w:rPr>
+          <w:b/>
+          <w:bCs/>
+        </w:rPr>
+      </w:pPr>
+      <w:r>
+        <w:rPr>
+          <w:b/>
+          <w:bCs/>
+        </w:rPr>
+        <w:t>## 15. FAQs</w:t>
+      </w:r>
+    </w:p>
+    <w:p>
+      <w:pPr>
+        <w:rPr>
+          <w:b/>
+          <w:bCs/>
+        </w:rPr>
+      </w:pPr>
+    </w:p>
+    <w:p>
+      <w:pPr>
+        <w:rPr>
+          <w:b/>
+          <w:bCs/>
+        </w:rPr>
+      </w:pPr>
+      <w:r>
+        <w:rPr>
+          <w:b/>
+          <w:bCs/>
+        </w:rPr>
+        <w:t>**Q1: Can I install personal software like Spotify or Steam on my laptop?**</w:t>
+      </w:r>
+    </w:p>
+    <w:p>
+      <w:pPr>
+        <w:rPr>
+          <w:b/>
+          <w:bCs/>
+        </w:rPr>
+      </w:pPr>
+      <w:r>
+        <w:rPr>
+          <w:b/>
+          <w:bCs/>
+        </w:rPr>
+        <w:t>A: No. Cognizant laptops are for business use only. Unauthorized software is prohibited and will be blocked or removed.</w:t>
+      </w:r>
+    </w:p>
+    <w:p>
+      <w:pPr>
+        <w:rPr>
+          <w:b/>
+          <w:bCs/>
+        </w:rPr>
+      </w:pPr>
+    </w:p>
+    <w:p>
+      <w:pPr>
+        <w:rPr>
+          <w:b/>
+          <w:bCs/>
+        </w:rPr>
+      </w:pPr>
+      <w:r>
+        <w:rPr>
+          <w:b/>
+          <w:bCs/>
+        </w:rPr>
+        <w:t>**Q2: How do I request a dual monitor setup?**</w:t>
+      </w:r>
+    </w:p>
+    <w:p>
+      <w:pPr>
+        <w:rPr>
+          <w:b/>
+          <w:bCs/>
+        </w:rPr>
+      </w:pPr>
+      <w:r>
+        <w:rPr>
+          <w:b/>
+          <w:bCs/>
+        </w:rPr>
+        <w:t>A: Submit a request via OneITSM -&gt; Service Catalog -&gt; Hardware Requests. Manager approval is required.</w:t>
+      </w:r>
+    </w:p>
+    <w:p>
+      <w:pPr>
+        <w:rPr>
+          <w:b/>
+          <w:bCs/>
+        </w:rPr>
+      </w:pPr>
+    </w:p>
+    <w:p>
+      <w:pPr>
+        <w:rPr>
+          <w:b/>
+          <w:bCs/>
+        </w:rPr>
+      </w:pPr>
+      <w:r>
+        <w:rPr>
+          <w:b/>
+          <w:bCs/>
+        </w:rPr>
+        <w:t>**Q3: My laptop was stolen. What should I do?**</w:t>
+      </w:r>
+    </w:p>
+    <w:p>
+      <w:pPr>
+        <w:rPr>
+          <w:b/>
+          <w:bCs/>
+        </w:rPr>
+      </w:pPr>
+      <w:r>
+        <w:rPr>
+          <w:b/>
+          <w:bCs/>
+        </w:rPr>
+        <w:t>A: Immediately report the theft to local law enforcement, your manager, and the IT helpdesk (via phone) so the device can be remotely locked and wiped.</w:t>
+      </w:r>
+    </w:p>
+    <w:p>
+      <w:pPr>
+        <w:rPr>
+          <w:b/>
+          <w:bCs/>
+        </w:rPr>
+      </w:pPr>
+    </w:p>
+    <w:p>
+      <w:pPr>
+        <w:rPr>
+          <w:b/>
+          <w:bCs/>
+        </w:rPr>
+      </w:pPr>
+      <w:r>
+        <w:rPr>
+          <w:b/>
+          <w:bCs/>
+        </w:rPr>
+        <w:t>**Q4: How do I access my payslips?**</w:t>
+      </w:r>
+    </w:p>
+    <w:p>
+      <w:pPr>
+        <w:rPr>
+          <w:b/>
+          <w:bCs/>
+        </w:rPr>
+      </w:pPr>
+      <w:r>
+        <w:rPr>
+          <w:b/>
+          <w:bCs/>
+        </w:rPr>
+        <w:t>A: Payslips are accessed via the HR portal (e.g., PeopleSoft or Workday), not OneITSM. Access them through the main intranet page.</w:t>
+      </w:r>
+    </w:p>
+    <w:p>
+      <w:pPr>
+        <w:rPr>
+          <w:b/>
+          <w:bCs/>
+        </w:rPr>
+      </w:pPr>
+    </w:p>
+    <w:p>
+      <w:pPr>
+        <w:rPr>
+          <w:b/>
+          <w:bCs/>
+        </w:rPr>
+      </w:pPr>
+      <w:r>
+        <w:rPr>
+          <w:b/>
+          <w:bCs/>
+        </w:rPr>
+        <w:t>**Q5: Can I work from a coffee shop using their public Wi-Fi?**</w:t>
+      </w:r>
+    </w:p>
+    <w:p>
+      <w:pPr>
+        <w:rPr>
+          <w:b/>
+          <w:bCs/>
+        </w:rPr>
+      </w:pPr>
+      <w:r>
+        <w:rPr>
+          <w:b/>
+          <w:bCs/>
+        </w:rPr>
+        <w:t>A: Yes, provided you immediately connect to the Cisco AnyConnect VPN to secure your connection. Never conduct sensitive business on public Wi-Fi without the VPN active.</w:t>
+      </w:r>
+    </w:p>
+    <w:p>
+      <w:pPr>
+        <w:rPr>
+          <w:b/>
+          <w:bCs/>
+        </w:rPr>
+      </w:pPr>
+    </w:p>
+    <w:p>
+      <w:pPr>
+        <w:rPr>
+          <w:b/>
+          <w:bCs/>
+        </w:rPr>
+      </w:pPr>
+      <w:r>
+        <w:rPr>
+          <w:b/>
+          <w:bCs/>
+        </w:rPr>
+        <w:t>**Q6: What should I do if I forget my physical ID badge?**</w:t>
+      </w:r>
+    </w:p>
+    <w:p>
+      <w:pPr>
+        <w:rPr>
+          <w:b/>
+          <w:bCs/>
+        </w:rPr>
+      </w:pPr>
+      <w:r>
+        <w:rPr>
+          <w:b/>
+          <w:bCs/>
+        </w:rPr>
+        <w:t>A: Visit the facility security desk. Upon verifying your identity, they will issue you a temporary daily badge.</w:t>
+      </w:r>
+    </w:p>
+    <w:p>
+      <w:pPr>
+        <w:rPr>
+          <w:b/>
+          <w:bCs/>
+        </w:rPr>
+      </w:pPr>
+    </w:p>
+    <w:p>
+      <w:pPr>
+        <w:rPr>
+          <w:b/>
+          <w:bCs/>
+        </w:rPr>
+      </w:pPr>
+      <w:r>
+        <w:rPr>
+          <w:b/>
+          <w:bCs/>
+        </w:rPr>
+        <w:t>**Q7: How do I get access to GitHub Copilot or other AI tools?**</w:t>
+      </w:r>
+    </w:p>
+    <w:p>
+      <w:pPr>
+        <w:rPr>
+          <w:b/>
+          <w:bCs/>
+        </w:rPr>
+      </w:pPr>
+      <w:r>
+        <w:rPr>
+          <w:b/>
+          <w:bCs/>
+        </w:rPr>
+        <w:t>A: Requests for AI coding assistants must go through a specialized approval workflow in OneITSM, requiring project leadership and security clearance.</w:t>
+      </w:r>
+    </w:p>
+    <w:p>
+      <w:pPr>
+        <w:rPr>
+          <w:b/>
+          <w:bCs/>
+        </w:rPr>
+      </w:pPr>
+    </w:p>
+    <w:p>
+      <w:pPr>
+        <w:rPr>
+          <w:b/>
+          <w:bCs/>
+        </w:rPr>
+      </w:pPr>
+      <w:r>
+        <w:rPr>
+          <w:b/>
+          <w:bCs/>
+        </w:rPr>
+        <w:t>**Q8: Can I access my Cognizant email on my personal smartphone?**</w:t>
+      </w:r>
+    </w:p>
+    <w:p>
+      <w:pPr>
+        <w:rPr>
+          <w:b/>
+          <w:bCs/>
+        </w:rPr>
+      </w:pPr>
+      <w:r>
+        <w:rPr>
+          <w:b/>
+          <w:bCs/>
+        </w:rPr>
+        <w:t>A: Yes, but you must use the Microsoft Intune Company Portal app to securely partition corporate data. Native mail apps are not supported.</w:t>
+      </w:r>
+    </w:p>
+    <w:p>
+      <w:pPr>
+        <w:rPr>
+          <w:b/>
+          <w:bCs/>
+        </w:rPr>
+      </w:pPr>
+    </w:p>
+    <w:p>
+      <w:pPr>
+        <w:rPr>
+          <w:b/>
+          <w:bCs/>
+        </w:rPr>
+      </w:pPr>
+      <w:r>
+        <w:rPr>
+          <w:b/>
+          <w:bCs/>
+        </w:rPr>
+        <w:t>**Q9: Why is my USB drive not recognized?**</w:t>
+      </w:r>
+    </w:p>
+    <w:p>
+      <w:pPr>
+        <w:rPr>
+          <w:b/>
+          <w:bCs/>
+        </w:rPr>
+      </w:pPr>
+      <w:r>
+        <w:rPr>
+          <w:b/>
+          <w:bCs/>
+        </w:rPr>
+        <w:t>A: USB mass storage access is disabled by policy. If you have a legitimate business justification, request an exception via OneITSM.</w:t>
+      </w:r>
+    </w:p>
+    <w:p>
+      <w:pPr>
+        <w:rPr>
+          <w:b/>
+          <w:bCs/>
+        </w:rPr>
+      </w:pPr>
+    </w:p>
+    <w:p>
+      <w:pPr>
+        <w:rPr>
+          <w:b/>
+          <w:bCs/>
+        </w:rPr>
+      </w:pPr>
+      <w:r>
+        <w:rPr>
+          <w:b/>
+          <w:bCs/>
+        </w:rPr>
+        <w:t>**Q10: Who do I contact for payroll or benefits issues?**</w:t>
+      </w:r>
+    </w:p>
+    <w:p>
+      <w:r>
+        <w:rPr>
+          <w:b/>
+          <w:bCs/>
+        </w:rPr>
+        <w:t>A: Please contact the HR or Payroll helpdesk. The IT helpdesk only handles technology-related issues and system access.</w:t>
+      </w:r>
+    </w:p>
     <w:sectPr>
       <w:pgSz w:w="11906" w:h="16838"/>
       <w:pgMar w:top="1440" w:right="1440" w:bottom="1440" w:left="1440" w:header="708" w:footer="708" w:gutter="0"/>
@@ -1520,7 +4513,7 @@
 </file>
 
 <file path=word/numbering.xml><?xml version="1.0" encoding="utf-8"?>
-<w:numbering xmlns:wpc="http://schemas.microsoft.com/office/word/2010/wordprocessingCanvas" xmlns:cx="http://schemas.microsoft.com/office/drawing/2014/chartex" xmlns:cx1="http://schemas.microsoft.com/office/drawing/2015/9/8/chartex" xmlns:cx2="http://schemas.microsoft.com/office/drawing/2015/10/21/chartex" xmlns:cx3="http://schemas.microsoft.com/office/drawing/2016/5/9/chartex" xmlns:cx4="http://schemas.microsoft.com/office/drawing/2016/5/10/chartex" xmlns:cx5="http://schemas.microsoft.com/office/drawing/2016/5/11/chartex" xmlns:cx6="http://schemas.microsoft.com/office/drawing/2016/5/12/chartex" xmlns:cx7="http://schemas.microsoft.com/office/drawing/2016/5/13/chartex" xmlns:cx8="http://schemas.microsoft.com/office/drawing/2016/5/14/chartex" xmlns:mc="http://schemas.openxmlformats.org/markup-compatibility/2006" xmlns:aink="http://schemas.microsoft.com/office/drawing/2016/ink" xmlns:am3d="http://schemas.microsoft.com/office/drawing/2017/model3d" xmlns:o="urn:schemas-microsoft-com:office:office" xmlns:oel="http://schemas.microsoft.com/office/2019/extlst" xmlns:r="http://schemas.openxmlformats.org/officeDocument/2006/relationships" xmlns:m="http://schemas.openxmlformats.org/officeDocument/2006/math" xmlns:v="urn:schemas-microsoft-com:vml" xmlns:wp14="http://schemas.microsoft.com/office/word/2010/wordprocessingDrawing" xmlns:wp="http://schemas.openxmlformats.org/drawingml/2006/wordprocessingDrawing" xmlns:w10="urn:schemas-microsoft-com:office:word" xmlns:w="http://schemas.openxmlformats.org/wordprocessingml/2006/main" xmlns:w14="http://schemas.microsoft.com/office/word/2010/wordml" xmlns:w15="http://schemas.microsoft.com/office/word/2012/wordml" xmlns:w16cei="http://schemas.microsoft.com/office/word/2026/wordml/cei" xmlns:w16cex="http://schemas.microsoft.com/office/word/2018/wordml/cex" xmlns:w16cid="http://schemas.microsoft.com/office/word/2016/wordml/cid" xmlns:w16="http://schemas.microsoft.com/office/word/2018/wordml" xmlns:w16du="http://schemas.microsoft.com/office/word/2023/wordml/word16du" xmlns:w16sdtdh="http://schemas.microsoft.com/office/word/2020/wordml/sdtdatahash" xmlns:w16sdtfl="http://schemas.microsoft.com/office/word/2024/wordml/sdtformatlock" xmlns:w16se="http://schemas.microsoft.com/office/word/2015/wordml/symex" xmlns:wpg="http://schemas.microsoft.com/office/word/2010/wordprocessingGroup" xmlns:wpi="http://schemas.microsoft.com/office/word/2010/wordprocessingInk" xmlns:wne="http://schemas.microsoft.com/office/word/2006/wordml" xmlns:wps="http://schemas.microsoft.com/office/word/2010/wordprocessingShape" mc:Ignorable="w14 w15 w16se w16cid w16 w16cex w16sdtdh w16sdtfl w16du wp14">
+<w:numbering xmlns:wpc="http://schemas.microsoft.com/office/word/2010/wordprocessingCanvas" xmlns:cx="http://schemas.microsoft.com/office/drawing/2014/chartex" xmlns:cx1="http://schemas.microsoft.com/office/drawing/2015/9/8/chartex" xmlns:cx2="http://schemas.microsoft.com/office/drawing/2015/10/21/chartex" xmlns:cx3="http://schemas.microsoft.com/office/drawing/2016/5/9/chartex" xmlns:cx4="http://schemas.microsoft.com/office/drawing/2016/5/10/chartex" xmlns:cx5="http://schemas.microsoft.com/office/drawing/2016/5/11/chartex" xmlns:cx6="http://schemas.microsoft.com/office/drawing/2016/5/12/chartex" xmlns:cx7="http://schemas.microsoft.com/office/drawing/2016/5/13/chartex" xmlns:cx8="http://schemas.microsoft.com/office/drawing/2016/5/14/chartex" xmlns:mc="http://schemas.openxmlformats.org/markup-compatibility/2006" xmlns:aink="http://schemas.microsoft.com/office/drawing/2016/ink" xmlns:am3d="http://schemas.microsoft.com/office/drawing/2017/model3d" xmlns:o="urn:schemas-microsoft-com:office:office" xmlns:oel="http://schemas.microsoft.com/office/2019/extlst" xmlns:r="http://schemas.openxmlformats.org/officeDocument/2006/relationships" xmlns:m="http://schemas.openxmlformats.org/officeDocument/2006/math" xmlns:v="urn:schemas-microsoft-com:vml" xmlns:wp14="http://schemas.microsoft.com/office/word/2010/wordprocessingDrawing" xmlns:wp="http://schemas.openxmlformats.org/drawingml/2006/wordprocessingDrawing" xmlns:w10="urn:schemas-microsoft-com:office:word" xmlns:w="http://schemas.openxmlformats.org/wordprocessingml/2006/main" xmlns:w14="http://schemas.microsoft.com/office/word/2010/wordml" xmlns:w15="http://schemas.microsoft.com/office/word/2012/wordml" xmlns:w16cex="http://schemas.microsoft.com/office/word/2018/wordml/cex" xmlns:w16cid="http://schemas.microsoft.com/office/word/2016/wordml/cid" xmlns:w16="http://schemas.microsoft.com/office/word/2018/wordml" xmlns:w16du="http://schemas.microsoft.com/office/word/2023/wordml/word16du" xmlns:w16sdtdh="http://schemas.microsoft.com/office/word/2020/wordml/sdtdatahash" xmlns:w16sdtfl="http://schemas.microsoft.com/office/word/2024/wordml/sdtformatlock" xmlns:w16se="http://schemas.microsoft.com/office/word/2015/wordml/symex" xmlns:wpg="http://schemas.microsoft.com/office/word/2010/wordprocessingGroup" xmlns:wpi="http://schemas.microsoft.com/office/word/2010/wordprocessingInk" xmlns:wne="http://schemas.microsoft.com/office/word/2006/wordml" xmlns:wps="http://schemas.microsoft.com/office/word/2010/wordprocessingShape" mc:Ignorable="w14 w15 w16se w16cid w16 w16cex w16sdtdh w16sdtfl w16du wp14">
   <w:abstractNum w:abstractNumId="0" w15:restartNumberingAfterBreak="0">
     <w:nsid w:val="01D453A4"/>
     <w:multiLevelType w:val="multilevel"/>
@@ -4987,6 +7980,7 @@
   <w:style w:type="character" w:default="1" w:styleId="DefaultParagraphFont">
     <w:name w:val="Default Paragraph Font"/>
     <w:uiPriority w:val="1"/>
+    <w:semiHidden/>
     <w:unhideWhenUsed/>
   </w:style>
   <w:style w:type="table" w:default="1" w:styleId="TableNormal">
